--- a/lessons/3-6/homework.docx
+++ b/lessons/3-6/homework.docx
@@ -106,7 +106,55 @@
     </w:p>
     <w:p>
       <w:pPr>
-        <w:spacing w:after="60"/>
+        <w:keepNext/>
+        <w:spacing w:after="20" w:before="80"/>
+        <w:jc w:val="center"/>
+      </w:pPr>
+      <w:r>
+        <w:drawing>
+          <wp:inline distT="0" distB="0" distL="0" distR="0">
+            <wp:extent cx="1047750" cy="790575"/>
+            <wp:effectExtent t="0" r="0" b="0" l="0"/>
+            <wp:docPr id="1" name="" descr="" title=""/>
+            <wp:cNvGraphicFramePr>
+              <a:graphicFrameLocks xmlns:a="http://schemas.openxmlformats.org/drawingml/2006/main" noChangeAspect="1"/>
+            </wp:cNvGraphicFramePr>
+            <a:graphic xmlns:a="http://schemas.openxmlformats.org/drawingml/2006/main">
+              <a:graphicData uri="http://schemas.openxmlformats.org/drawingml/2006/picture">
+                <pic:pic xmlns:pic="http://schemas.openxmlformats.org/drawingml/2006/picture">
+                  <pic:nvPicPr>
+                    <pic:cNvPr id="0" name="" descr=""/>
+                    <pic:cNvPicPr>
+                      <a:picLocks noChangeAspect="1" noChangeArrowheads="1"/>
+                    </pic:cNvPicPr>
+                  </pic:nvPicPr>
+                  <pic:blipFill>
+                    <a:blip r:embed="rId7" cstate="none"/>
+                    <a:srcRect/>
+                    <a:stretch>
+                      <a:fillRect/>
+                    </a:stretch>
+                  </pic:blipFill>
+                  <pic:spPr bwMode="auto">
+                    <a:xfrm>
+                      <a:off x="0" y="0"/>
+                      <a:ext cx="1047750" cy="790575"/>
+                    </a:xfrm>
+                    <a:prstGeom prst="rect">
+                      <a:avLst/>
+                    </a:prstGeom>
+                  </pic:spPr>
+                </pic:pic>
+              </a:graphicData>
+            </a:graphic>
+          </wp:inline>
+        </w:drawing>
+      </w:r>
+    </w:p>
+    <w:p>
+      <w:pPr>
+        <w:keepNext/>
+        <w:spacing w:after="120"/>
       </w:pPr>
       <w:r>
         <w:rPr>
@@ -116,12 +164,60 @@
         <w:t xml:space="preserve">Proportion (Proporción)</w:t>
       </w:r>
       <w:r>
-        <w:t xml:space="preserve"> — An equation that shows two ratios are equivalent</w:t>
-      </w:r>
-    </w:p>
-    <w:p>
-      <w:pPr>
-        <w:spacing w:after="60"/>
+        <w:t xml:space="preserve"> — A math sentence saying two ratios are equal.</w:t>
+      </w:r>
+    </w:p>
+    <w:p>
+      <w:pPr>
+        <w:keepNext/>
+        <w:spacing w:after="20" w:before="80"/>
+        <w:jc w:val="center"/>
+      </w:pPr>
+      <w:r>
+        <w:drawing>
+          <wp:inline distT="0" distB="0" distL="0" distR="0">
+            <wp:extent cx="1047750" cy="790575"/>
+            <wp:effectExtent t="0" r="0" b="0" l="0"/>
+            <wp:docPr id="1" name="" descr="" title=""/>
+            <wp:cNvGraphicFramePr>
+              <a:graphicFrameLocks xmlns:a="http://schemas.openxmlformats.org/drawingml/2006/main" noChangeAspect="1"/>
+            </wp:cNvGraphicFramePr>
+            <a:graphic xmlns:a="http://schemas.openxmlformats.org/drawingml/2006/main">
+              <a:graphicData uri="http://schemas.openxmlformats.org/drawingml/2006/picture">
+                <pic:pic xmlns:pic="http://schemas.openxmlformats.org/drawingml/2006/picture">
+                  <pic:nvPicPr>
+                    <pic:cNvPr id="0" name="" descr=""/>
+                    <pic:cNvPicPr>
+                      <a:picLocks noChangeAspect="1" noChangeArrowheads="1"/>
+                    </pic:cNvPicPr>
+                  </pic:nvPicPr>
+                  <pic:blipFill>
+                    <a:blip r:embed="rId7" cstate="none"/>
+                    <a:srcRect/>
+                    <a:stretch>
+                      <a:fillRect/>
+                    </a:stretch>
+                  </pic:blipFill>
+                  <pic:spPr bwMode="auto">
+                    <a:xfrm>
+                      <a:off x="0" y="0"/>
+                      <a:ext cx="1047750" cy="790575"/>
+                    </a:xfrm>
+                    <a:prstGeom prst="rect">
+                      <a:avLst/>
+                    </a:prstGeom>
+                  </pic:spPr>
+                </pic:pic>
+              </a:graphicData>
+            </a:graphic>
+          </wp:inline>
+        </w:drawing>
+      </w:r>
+    </w:p>
+    <w:p>
+      <w:pPr>
+        <w:keepNext/>
+        <w:spacing w:after="120"/>
       </w:pPr>
       <w:r>
         <w:rPr>
@@ -131,12 +227,60 @@
         <w:t xml:space="preserve">Cross-multiply (Multiplicación cruzada)</w:t>
       </w:r>
       <w:r>
-        <w:t xml:space="preserve"> — A method to check if two ratios are equivalent by multiplying diagonally</w:t>
-      </w:r>
-    </w:p>
-    <w:p>
-      <w:pPr>
-        <w:spacing w:after="60"/>
+        <w:t xml:space="preserve"> — Multiplying across two ratios to check if they are equal.</w:t>
+      </w:r>
+    </w:p>
+    <w:p>
+      <w:pPr>
+        <w:keepNext/>
+        <w:spacing w:after="20" w:before="80"/>
+        <w:jc w:val="center"/>
+      </w:pPr>
+      <w:r>
+        <w:drawing>
+          <wp:inline distT="0" distB="0" distL="0" distR="0">
+            <wp:extent cx="1047750" cy="790575"/>
+            <wp:effectExtent t="0" r="0" b="0" l="0"/>
+            <wp:docPr id="1" name="" descr="" title=""/>
+            <wp:cNvGraphicFramePr>
+              <a:graphicFrameLocks xmlns:a="http://schemas.openxmlformats.org/drawingml/2006/main" noChangeAspect="1"/>
+            </wp:cNvGraphicFramePr>
+            <a:graphic xmlns:a="http://schemas.openxmlformats.org/drawingml/2006/main">
+              <a:graphicData uri="http://schemas.openxmlformats.org/drawingml/2006/picture">
+                <pic:pic xmlns:pic="http://schemas.openxmlformats.org/drawingml/2006/picture">
+                  <pic:nvPicPr>
+                    <pic:cNvPr id="0" name="" descr=""/>
+                    <pic:cNvPicPr>
+                      <a:picLocks noChangeAspect="1" noChangeArrowheads="1"/>
+                    </pic:cNvPicPr>
+                  </pic:nvPicPr>
+                  <pic:blipFill>
+                    <a:blip r:embed="rId8" cstate="none"/>
+                    <a:srcRect/>
+                    <a:stretch>
+                      <a:fillRect/>
+                    </a:stretch>
+                  </pic:blipFill>
+                  <pic:spPr bwMode="auto">
+                    <a:xfrm>
+                      <a:off x="0" y="0"/>
+                      <a:ext cx="1047750" cy="790575"/>
+                    </a:xfrm>
+                    <a:prstGeom prst="rect">
+                      <a:avLst/>
+                    </a:prstGeom>
+                  </pic:spPr>
+                </pic:pic>
+              </a:graphicData>
+            </a:graphic>
+          </wp:inline>
+        </w:drawing>
+      </w:r>
+    </w:p>
+    <w:p>
+      <w:pPr>
+        <w:keepNext/>
+        <w:spacing w:after="120"/>
       </w:pPr>
       <w:r>
         <w:rPr>
@@ -146,12 +290,60 @@
         <w:t xml:space="preserve">Scale (Escalar)</w:t>
       </w:r>
       <w:r>
-        <w:t xml:space="preserve"> — To multiply or divide both parts of a ratio by the same number</w:t>
-      </w:r>
-    </w:p>
-    <w:p>
-      <w:pPr>
-        <w:spacing w:after="60"/>
+        <w:t xml:space="preserve"> — To multiply or divide both parts of a ratio by the same number.</w:t>
+      </w:r>
+    </w:p>
+    <w:p>
+      <w:pPr>
+        <w:keepNext/>
+        <w:spacing w:after="20" w:before="80"/>
+        <w:jc w:val="center"/>
+      </w:pPr>
+      <w:r>
+        <w:drawing>
+          <wp:inline distT="0" distB="0" distL="0" distR="0">
+            <wp:extent cx="1047750" cy="790575"/>
+            <wp:effectExtent t="0" r="0" b="0" l="0"/>
+            <wp:docPr id="1" name="" descr="" title=""/>
+            <wp:cNvGraphicFramePr>
+              <a:graphicFrameLocks xmlns:a="http://schemas.openxmlformats.org/drawingml/2006/main" noChangeAspect="1"/>
+            </wp:cNvGraphicFramePr>
+            <a:graphic xmlns:a="http://schemas.openxmlformats.org/drawingml/2006/main">
+              <a:graphicData uri="http://schemas.openxmlformats.org/drawingml/2006/picture">
+                <pic:pic xmlns:pic="http://schemas.openxmlformats.org/drawingml/2006/picture">
+                  <pic:nvPicPr>
+                    <pic:cNvPr id="0" name="" descr=""/>
+                    <pic:cNvPicPr>
+                      <a:picLocks noChangeAspect="1" noChangeArrowheads="1"/>
+                    </pic:cNvPicPr>
+                  </pic:nvPicPr>
+                  <pic:blipFill>
+                    <a:blip r:embed="rId9" cstate="none"/>
+                    <a:srcRect/>
+                    <a:stretch>
+                      <a:fillRect/>
+                    </a:stretch>
+                  </pic:blipFill>
+                  <pic:spPr bwMode="auto">
+                    <a:xfrm>
+                      <a:off x="0" y="0"/>
+                      <a:ext cx="1047750" cy="790575"/>
+                    </a:xfrm>
+                    <a:prstGeom prst="rect">
+                      <a:avLst/>
+                    </a:prstGeom>
+                  </pic:spPr>
+                </pic:pic>
+              </a:graphicData>
+            </a:graphic>
+          </wp:inline>
+        </w:drawing>
+      </w:r>
+    </w:p>
+    <w:p>
+      <w:pPr>
+        <w:keepNext/>
+        <w:spacing w:after="120"/>
       </w:pPr>
       <w:r>
         <w:rPr>
@@ -161,12 +353,60 @@
         <w:t xml:space="preserve">Equivalent (Equivalente)</w:t>
       </w:r>
       <w:r>
-        <w:t xml:space="preserve"> — Having the same value or representing the same relationship</w:t>
-      </w:r>
-    </w:p>
-    <w:p>
-      <w:pPr>
-        <w:spacing w:after="60"/>
+        <w:t xml:space="preserve"> — Having the same value.</w:t>
+      </w:r>
+    </w:p>
+    <w:p>
+      <w:pPr>
+        <w:keepNext/>
+        <w:spacing w:after="20" w:before="80"/>
+        <w:jc w:val="center"/>
+      </w:pPr>
+      <w:r>
+        <w:drawing>
+          <wp:inline distT="0" distB="0" distL="0" distR="0">
+            <wp:extent cx="1047750" cy="790575"/>
+            <wp:effectExtent t="0" r="0" b="0" l="0"/>
+            <wp:docPr id="1" name="" descr="" title=""/>
+            <wp:cNvGraphicFramePr>
+              <a:graphicFrameLocks xmlns:a="http://schemas.openxmlformats.org/drawingml/2006/main" noChangeAspect="1"/>
+            </wp:cNvGraphicFramePr>
+            <a:graphic xmlns:a="http://schemas.openxmlformats.org/drawingml/2006/main">
+              <a:graphicData uri="http://schemas.openxmlformats.org/drawingml/2006/picture">
+                <pic:pic xmlns:pic="http://schemas.openxmlformats.org/drawingml/2006/picture">
+                  <pic:nvPicPr>
+                    <pic:cNvPr id="0" name="" descr=""/>
+                    <pic:cNvPicPr>
+                      <a:picLocks noChangeAspect="1" noChangeArrowheads="1"/>
+                    </pic:cNvPicPr>
+                  </pic:nvPicPr>
+                  <pic:blipFill>
+                    <a:blip r:embed="rId10" cstate="none"/>
+                    <a:srcRect/>
+                    <a:stretch>
+                      <a:fillRect/>
+                    </a:stretch>
+                  </pic:blipFill>
+                  <pic:spPr bwMode="auto">
+                    <a:xfrm>
+                      <a:off x="0" y="0"/>
+                      <a:ext cx="1047750" cy="790575"/>
+                    </a:xfrm>
+                    <a:prstGeom prst="rect">
+                      <a:avLst/>
+                    </a:prstGeom>
+                  </pic:spPr>
+                </pic:pic>
+              </a:graphicData>
+            </a:graphic>
+          </wp:inline>
+        </w:drawing>
+      </w:r>
+    </w:p>
+    <w:p>
+      <w:pPr>
+        <w:keepNext/>
+        <w:spacing w:after="120"/>
       </w:pPr>
       <w:r>
         <w:rPr>
@@ -176,7 +416,7 @@
         <w:t xml:space="preserve">Unit rate (Tasa unitaria)</w:t>
       </w:r>
       <w:r>
-        <w:t xml:space="preserve"> — A rate with a denominator of 1, found by dividing both quantities</w:t>
+        <w:t xml:space="preserve"> — A rate for just 1 of something. You find it by dividing.</w:t>
       </w:r>
     </w:p>
     <w:p>

--- a/lessons/3-6/homework.docx
+++ b/lessons/3-6/homework.docx
@@ -24,7 +24,7 @@
           <w:i/>
           <w:iCs/>
         </w:rPr>
-        <w:t xml:space="preserve">Lesson 3-6  •  Standard 6.RP.3</w:t>
+        <w:t xml:space="preserve">Lesson 3-6  •  Standard 6.AT.3</w:t>
       </w:r>
     </w:p>
     <w:p>
@@ -949,39 +949,43 @@
           <w:b/>
           <w:bCs/>
         </w:rPr>
-        <w:t xml:space="preserve">6. A car travels 150 miles using 5 gallons. At this rate, how far on 8 gallons?</w:t>
-      </w:r>
-    </w:p>
-    <w:p>
-      <w:pPr>
-        <w:spacing w:after="40" w:before="0"/>
-      </w:pPr>
-      <w:r>
-        <w:t xml:space="preserve">     A. 240 miles</w:t>
-      </w:r>
-    </w:p>
-    <w:p>
-      <w:pPr>
-        <w:spacing w:after="40" w:before="0"/>
-      </w:pPr>
-      <w:r>
-        <w:t xml:space="preserve">     B. 210 miles</w:t>
-      </w:r>
-    </w:p>
-    <w:p>
-      <w:pPr>
-        <w:spacing w:after="40" w:before="0"/>
-      </w:pPr>
-      <w:r>
-        <w:t xml:space="preserve">     C. 30 miles</w:t>
-      </w:r>
-    </w:p>
-    <w:p>
-      <w:pPr>
-        <w:spacing w:after="40" w:before="0"/>
-      </w:pPr>
-      <w:r>
-        <w:t xml:space="preserve">     D. 300 miles</w:t>
+        <w:t xml:space="preserve">6. onLevel — Spot the Common Mistake</w:t>
+      </w:r>
+    </w:p>
+    <w:p>
+      <w:pPr>
+        <w:spacing w:after="40" w:before="0"/>
+      </w:pPr>
+      <w:r>
+        <w:t xml:space="preserve">   Step 1 (Read): A student is working on Use Ratio Reasoning.</w:t>
+      </w:r>
+    </w:p>
+    <w:p>
+      <w:pPr>
+        <w:spacing w:after="40" w:before="0"/>
+      </w:pPr>
+      <w:r>
+        <w:t xml:space="preserve">   Step 2 (Attempt): They ignored the rule: Find the scale factor, then multiply both parts; cross-multiply to check a proportion.</w:t>
+      </w:r>
+    </w:p>
+    <w:p>
+      <w:pPr>
+        <w:spacing w:after="40" w:before="0"/>
+      </w:pPr>
+      <w:r>
+        <w:t xml:space="preserve">   Step 3 (Check): The answer does not match the math rule from class.</w:t>
+      </w:r>
+    </w:p>
+    <w:p>
+      <w:pPr>
+        <w:spacing w:after="60" w:before="0"/>
+      </w:pPr>
+      <w:r>
+        <w:rPr>
+          <w:i/>
+          <w:iCs/>
+        </w:rPr>
+        <w:t xml:space="preserve">Which step has the mistake? Explain and fix it:</w:t>
       </w:r>
     </w:p>
     <w:p>
@@ -997,6 +1001,28 @@
     </w:p>
     <w:p>
       <w:pPr>
+        <w:spacing w:after="60" w:before="120"/>
+      </w:pPr>
+      <w:r>
+        <w:rPr>
+          <w:color w:val="BBBBBB"/>
+        </w:rPr>
+        <w:t xml:space="preserve">______________________________________________________________________</w:t>
+      </w:r>
+    </w:p>
+    <w:p>
+      <w:pPr>
+        <w:spacing w:after="60" w:before="120"/>
+      </w:pPr>
+      <w:r>
+        <w:rPr>
+          <w:color w:val="BBBBBB"/>
+        </w:rPr>
+        <w:t xml:space="preserve">______________________________________________________________________</w:t>
+      </w:r>
+    </w:p>
+    <w:p>
+      <w:pPr>
         <w:spacing w:after="80" w:before="0"/>
       </w:pPr>
       <w:r>
@@ -1004,39 +1030,39 @@
           <w:b/>
           <w:bCs/>
         </w:rPr>
-        <w:t xml:space="preserve">7. If 4 workers build a wall in the same time pattern, and 4 workers lay 20 bricks per minute, how many bricks do 10 workers lay per minute at the same rate?</w:t>
-      </w:r>
-    </w:p>
-    <w:p>
-      <w:pPr>
-        <w:spacing w:after="40" w:before="0"/>
-      </w:pPr>
-      <w:r>
-        <w:t xml:space="preserve">     A. 50</w:t>
-      </w:r>
-    </w:p>
-    <w:p>
-      <w:pPr>
-        <w:spacing w:after="40" w:before="0"/>
-      </w:pPr>
-      <w:r>
-        <w:t xml:space="preserve">     B. 40</w:t>
-      </w:r>
-    </w:p>
-    <w:p>
-      <w:pPr>
-        <w:spacing w:after="40" w:before="0"/>
-      </w:pPr>
-      <w:r>
-        <w:t xml:space="preserve">     C. 30</w:t>
-      </w:r>
-    </w:p>
-    <w:p>
-      <w:pPr>
-        <w:spacing w:after="40" w:before="0"/>
-      </w:pPr>
-      <w:r>
-        <w:t xml:space="preserve">     D. 25</w:t>
+        <w:t xml:space="preserve">7. Chef Reyes's pasta dough uses 2 eggs for every 3 cups of flour. For a banquet, the kitchen mixes 9 cups of flour. How many eggs are needed to keep the same ratio?</w:t>
+      </w:r>
+    </w:p>
+    <w:p>
+      <w:pPr>
+        <w:spacing w:after="40" w:before="0"/>
+      </w:pPr>
+      <w:r>
+        <w:t xml:space="preserve">     A. 6 eggs</w:t>
+      </w:r>
+    </w:p>
+    <w:p>
+      <w:pPr>
+        <w:spacing w:after="40" w:before="0"/>
+      </w:pPr>
+      <w:r>
+        <w:t xml:space="preserve">     B. 5 eggs</w:t>
+      </w:r>
+    </w:p>
+    <w:p>
+      <w:pPr>
+        <w:spacing w:after="40" w:before="0"/>
+      </w:pPr>
+      <w:r>
+        <w:t xml:space="preserve">     C. 8 eggs</w:t>
+      </w:r>
+    </w:p>
+    <w:p>
+      <w:pPr>
+        <w:spacing w:after="40" w:before="0"/>
+      </w:pPr>
+      <w:r>
+        <w:t xml:space="preserve">     D. 4 eggs</w:t>
       </w:r>
     </w:p>
     <w:p>
@@ -1059,39 +1085,39 @@
           <w:b/>
           <w:bCs/>
         </w:rPr>
-        <w:t xml:space="preserve">8. A map scale is 1 inch = 25 miles. Two cities are 4.5 inches apart. How far apart in real life?</w:t>
-      </w:r>
-    </w:p>
-    <w:p>
-      <w:pPr>
-        <w:spacing w:after="40" w:before="0"/>
-      </w:pPr>
-      <w:r>
-        <w:t xml:space="preserve">     A. 112.5 miles</w:t>
-      </w:r>
-    </w:p>
-    <w:p>
-      <w:pPr>
-        <w:spacing w:after="40" w:before="0"/>
-      </w:pPr>
-      <w:r>
-        <w:t xml:space="preserve">     B. 100 miles</w:t>
-      </w:r>
-    </w:p>
-    <w:p>
-      <w:pPr>
-        <w:spacing w:after="40" w:before="0"/>
-      </w:pPr>
-      <w:r>
-        <w:t xml:space="preserve">     C. 125 miles</w:t>
-      </w:r>
-    </w:p>
-    <w:p>
-      <w:pPr>
-        <w:spacing w:after="40" w:before="0"/>
-      </w:pPr>
-      <w:r>
-        <w:t xml:space="preserve">     D. 29.5 miles</w:t>
+        <w:t xml:space="preserve">8. A marinara recipe uses 4 cups of tomatoes for every 6 servings. The chef needs 18 servings. How many cups of tomatoes should she use?</w:t>
+      </w:r>
+    </w:p>
+    <w:p>
+      <w:pPr>
+        <w:spacing w:after="40" w:before="0"/>
+      </w:pPr>
+      <w:r>
+        <w:t xml:space="preserve">     A. 12 cups</w:t>
+      </w:r>
+    </w:p>
+    <w:p>
+      <w:pPr>
+        <w:spacing w:after="40" w:before="0"/>
+      </w:pPr>
+      <w:r>
+        <w:t xml:space="preserve">     B. 10 cups</w:t>
+      </w:r>
+    </w:p>
+    <w:p>
+      <w:pPr>
+        <w:spacing w:after="40" w:before="0"/>
+      </w:pPr>
+      <w:r>
+        <w:t xml:space="preserve">     C. 16 cups</w:t>
+      </w:r>
+    </w:p>
+    <w:p>
+      <w:pPr>
+        <w:spacing w:after="40" w:before="0"/>
+      </w:pPr>
+      <w:r>
+        <w:t xml:space="preserve">     D. 9 cups</w:t>
       </w:r>
     </w:p>
     <w:p>
@@ -1114,41 +1140,202 @@
           <w:b/>
           <w:bCs/>
         </w:rPr>
-        <w:t xml:space="preserve">9. A printer prints 24 pages in 3 minutes. How many pages in 7 minutes?</w:t>
-      </w:r>
-    </w:p>
-    <w:p>
-      <w:pPr>
-        <w:spacing w:after="40" w:before="0"/>
-      </w:pPr>
-      <w:r>
-        <w:t xml:space="preserve">     A. 56</w:t>
-      </w:r>
-    </w:p>
-    <w:p>
-      <w:pPr>
-        <w:spacing w:after="40" w:before="0"/>
-      </w:pPr>
-      <w:r>
-        <w:t xml:space="preserve">     B. 48</w:t>
-      </w:r>
-    </w:p>
-    <w:p>
-      <w:pPr>
-        <w:spacing w:after="40" w:before="0"/>
-      </w:pPr>
-      <w:r>
-        <w:t xml:space="preserve">     C. 63</w:t>
-      </w:r>
-    </w:p>
-    <w:p>
-      <w:pPr>
-        <w:spacing w:after="40" w:before="0"/>
-      </w:pPr>
-      <w:r>
-        <w:t xml:space="preserve">     D. 21</w:t>
-      </w:r>
-    </w:p>
+        <w:t xml:space="preserve">9. During a cooking-team relay, a chef plates 3 finished dishes for every 5 minutes she works. At the same rate, how many dishes will she plate in 20 minutes?</w:t>
+      </w:r>
+    </w:p>
+    <w:p>
+      <w:pPr>
+        <w:spacing w:after="40" w:before="0"/>
+      </w:pPr>
+      <w:r>
+        <w:t xml:space="preserve">     A. 12 dishes</w:t>
+      </w:r>
+    </w:p>
+    <w:p>
+      <w:pPr>
+        <w:spacing w:after="40" w:before="0"/>
+      </w:pPr>
+      <w:r>
+        <w:t xml:space="preserve">     B. 10 dishes</w:t>
+      </w:r>
+    </w:p>
+    <w:p>
+      <w:pPr>
+        <w:spacing w:after="40" w:before="0"/>
+      </w:pPr>
+      <w:r>
+        <w:t xml:space="preserve">     C. 15 dishes</w:t>
+      </w:r>
+    </w:p>
+    <w:p>
+      <w:pPr>
+        <w:spacing w:after="40" w:before="0"/>
+      </w:pPr>
+      <w:r>
+        <w:t xml:space="preserve">     D. 8 dishes</w:t>
+      </w:r>
+    </w:p>
+    <w:p>
+      <w:pPr>
+        <w:spacing w:after="60" w:before="120"/>
+      </w:pPr>
+      <w:r>
+        <w:rPr>
+          <w:color w:val="BBBBBB"/>
+        </w:rPr>
+        <w:t xml:space="preserve">______________________________________________________________________</w:t>
+      </w:r>
+    </w:p>
+    <w:p>
+      <w:pPr>
+        <w:spacing w:after="80" w:before="0"/>
+      </w:pPr>
+      <w:r>
+        <w:rPr>
+          <w:b/>
+          <w:bCs/>
+        </w:rPr>
+        <w:t xml:space="preserve">10. Match each kitchen problem to the smartest ratio-reasoning strategy.</w:t>
+      </w:r>
+    </w:p>
+    <w:tbl>
+      <w:tblPr>
+        <w:tblW w:type="pct" w:w="100%"/>
+        <w:tblBorders>
+          <w:top w:val="single" w:color="auto" w:sz="4"/>
+          <w:left w:val="single" w:color="auto" w:sz="4"/>
+          <w:bottom w:val="single" w:color="auto" w:sz="4"/>
+          <w:right w:val="single" w:color="auto" w:sz="4"/>
+          <w:insideH w:val="single" w:color="auto" w:sz="4"/>
+          <w:insideV w:val="single" w:color="auto" w:sz="4"/>
+        </w:tblBorders>
+      </w:tblPr>
+      <w:tblGrid>
+        <w:gridCol w:w="100"/>
+        <w:gridCol w:w="100"/>
+      </w:tblGrid>
+      <w:tr>
+        <w:trPr>
+          <w:tblHeader/>
+        </w:trPr>
+        <w:tc>
+          <w:tcPr>
+            <w:tcW w:type="pct" w:w="50%"/>
+          </w:tcPr>
+          <w:p>
+            <w:r>
+              <w:rPr>
+                <w:b/>
+                <w:bCs/>
+              </w:rPr>
+              <w:t xml:space="preserve">Item</w:t>
+            </w:r>
+          </w:p>
+        </w:tc>
+        <w:tc>
+          <w:tcPr>
+            <w:tcW w:type="pct" w:w="50%"/>
+          </w:tcPr>
+          <w:p>
+            <w:r>
+              <w:rPr>
+                <w:b/>
+                <w:bCs/>
+              </w:rPr>
+              <w:t xml:space="preserve">Answer choices</w:t>
+            </w:r>
+          </w:p>
+        </w:tc>
+      </w:tr>
+      <w:tr>
+        <w:tc>
+          <w:tcPr>
+            <w:tcW w:type="pct" w:w="50%"/>
+          </w:tcPr>
+          <w:p>
+            <w:r>
+              <w:t xml:space="preserve">____  Find the cost of 1 onion when 6 onions cost $3</w:t>
+            </w:r>
+          </w:p>
+        </w:tc>
+        <w:tc>
+          <w:tcPr>
+            <w:tcW w:type="pct" w:w="50%"/>
+          </w:tcPr>
+          <w:p>
+            <w:r>
+              <w:t xml:space="preserve">D. Ratio table (add a column each time)</w:t>
+            </w:r>
+          </w:p>
+        </w:tc>
+      </w:tr>
+      <w:tr>
+        <w:tc>
+          <w:tcPr>
+            <w:tcW w:type="pct" w:w="50%"/>
+          </w:tcPr>
+          <w:p>
+            <w:r>
+              <w:t xml:space="preserve">____  Scale a 5:3 tomato-to-cheese recipe up to 120 guests</w:t>
+            </w:r>
+          </w:p>
+        </w:tc>
+        <w:tc>
+          <w:tcPr>
+            <w:tcW w:type="pct" w:w="50%"/>
+          </w:tcPr>
+          <w:p>
+            <w:r>
+              <w:t xml:space="preserve">C. Cross-multiply and compare products</w:t>
+            </w:r>
+          </w:p>
+        </w:tc>
+      </w:tr>
+      <w:tr>
+        <w:tc>
+          <w:tcPr>
+            <w:tcW w:type="pct" w:w="50%"/>
+          </w:tcPr>
+          <w:p>
+            <w:r>
+              <w:t xml:space="preserve">____  Check if 4:6 and 6:9 are equivalent ratios</w:t>
+            </w:r>
+          </w:p>
+        </w:tc>
+        <w:tc>
+          <w:tcPr>
+            <w:tcW w:type="pct" w:w="50%"/>
+          </w:tcPr>
+          <w:p>
+            <w:r>
+              <w:t xml:space="preserve">B. Scale factor (multiply both parts)</w:t>
+            </w:r>
+          </w:p>
+        </w:tc>
+      </w:tr>
+      <w:tr>
+        <w:tc>
+          <w:tcPr>
+            <w:tcW w:type="pct" w:w="50%"/>
+          </w:tcPr>
+          <w:p>
+            <w:r>
+              <w:t xml:space="preserve">____  Show 2 cups broth per 5 servings for 5, 10, and 15 servings</w:t>
+            </w:r>
+          </w:p>
+        </w:tc>
+        <w:tc>
+          <w:tcPr>
+            <w:tcW w:type="pct" w:w="50%"/>
+          </w:tcPr>
+          <w:p>
+            <w:r>
+              <w:t xml:space="preserve">A. Unit rate (divide $3 by 6)</w:t>
+            </w:r>
+          </w:p>
+        </w:tc>
+      </w:tr>
+    </w:tbl>
     <w:p>
       <w:pPr>
         <w:spacing w:after="60" w:before="120"/>
@@ -1192,10 +1379,22 @@
     </w:p>
     <w:p>
       <w:pPr>
+        <w:spacing w:after="20" w:before="0"/>
+      </w:pPr>
+      <w:r>
+        <w:t xml:space="preserve">     Scale factor: 30 ÷ 10 = 3. Multiply broth by 3: 4 × 3 = 12 cups.</w:t>
+      </w:r>
+    </w:p>
+    <w:p>
+      <w:pPr>
         <w:spacing w:after="80" w:before="0"/>
       </w:pPr>
       <w:r>
-        <w:t xml:space="preserve">     Scale factor: 30 ÷ 10 = 3. Multiply broth by 3: 4 × 3 = 12 cups.</w:t>
+        <w:rPr>
+          <w:i/>
+          <w:iCs/>
+        </w:rPr>
+        <w:t xml:space="preserve">     Watch for: A common mistake in Use Ratio Reasoning is skipping the key idea: "Find the scale factor, then multiply both parts; cross-multiply to check a proportion." — always check your work against this rule before you submit.</w:t>
       </w:r>
     </w:p>
     <w:p>
@@ -1212,10 +1411,22 @@
     </w:p>
     <w:p>
       <w:pPr>
+        <w:spacing w:after="20" w:before="0"/>
+      </w:pPr>
+      <w:r>
+        <w:t xml:space="preserve">     Divide 6:9 by 3 to get 2:3. Since both ratios simplify to 2:3, they are equivalent.</w:t>
+      </w:r>
+    </w:p>
+    <w:p>
+      <w:pPr>
         <w:spacing w:after="80" w:before="0"/>
       </w:pPr>
       <w:r>
-        <w:t xml:space="preserve">     Divide 6:9 by 3 to get 2:3. Since both ratios simplify to 2:3, they are equivalent.</w:t>
+        <w:rPr>
+          <w:i/>
+          <w:iCs/>
+        </w:rPr>
+        <w:t xml:space="preserve">     Watch for: A common mistake in Use Ratio Reasoning is skipping the key idea: "Find the scale factor, then multiply both parts; cross-multiply to check a proportion." — always check your work against this rule before you submit.</w:t>
       </w:r>
     </w:p>
     <w:p>
@@ -1300,10 +1511,22 @@
     </w:p>
     <w:p>
       <w:pPr>
+        <w:spacing w:after="20" w:before="0"/>
+      </w:pPr>
+      <w:r>
+        <w:t xml:space="preserve">     Scale factor: 28 ÷ 7 = 4. Multiply: 3 × 4 = 12. So x = 12.</w:t>
+      </w:r>
+    </w:p>
+    <w:p>
+      <w:pPr>
         <w:spacing w:after="80" w:before="0"/>
       </w:pPr>
       <w:r>
-        <w:t xml:space="preserve">     Scale factor: 28 ÷ 7 = 4. Multiply: 3 × 4 = 12. So x = 12.</w:t>
+        <w:rPr>
+          <w:i/>
+          <w:iCs/>
+        </w:rPr>
+        <w:t xml:space="preserve">     Watch for: A common mistake in Use Ratio Reasoning is skipping the key idea: "Find the scale factor, then multiply both parts; cross-multiply to check a proportion." — always check your work against this rule before you submit.</w:t>
       </w:r>
     </w:p>
     <w:p>
@@ -1367,7 +1590,43 @@
           <w:b/>
           <w:bCs/>
         </w:rPr>
-        <w:t xml:space="preserve">6. A. 240 miles</w:t>
+        <w:t xml:space="preserve">6. onLevel — Spot the Common Mistake</w:t>
+      </w:r>
+    </w:p>
+    <w:p>
+      <w:pPr>
+        <w:spacing w:after="20" w:before="0"/>
+      </w:pPr>
+      <w:r>
+        <w:t xml:space="preserve">     The mistake is in Step 2.</w:t>
+      </w:r>
+    </w:p>
+    <w:p>
+      <w:pPr>
+        <w:spacing w:after="20" w:before="0"/>
+      </w:pPr>
+      <w:r>
+        <w:t xml:space="preserve">     Correct work: Follow the key idea: Find the scale factor, then multiply both parts; cross-multiply to check a proportion.</w:t>
+      </w:r>
+    </w:p>
+    <w:p>
+      <w:pPr>
+        <w:spacing w:after="40" w:before="0"/>
+      </w:pPr>
+      <w:r>
+        <w:rPr>
+          <w:b/>
+          <w:bCs/>
+        </w:rPr>
+        <w:t xml:space="preserve">7. A. 6 eggs</w:t>
+      </w:r>
+    </w:p>
+    <w:p>
+      <w:pPr>
+        <w:spacing w:after="20" w:before="0"/>
+      </w:pPr>
+      <w:r>
+        <w:t xml:space="preserve">     Scale factor: 9 cups divided by 3 cups = 3. Multiply the eggs by the same factor: 2 x 3 = 6 eggs.</w:t>
       </w:r>
     </w:p>
     <w:p>
@@ -1375,19 +1634,31 @@
         <w:spacing w:after="80" w:before="0"/>
       </w:pPr>
       <w:r>
-        <w:t xml:space="preserve">     150 ÷ 5 = 30 miles per gallon; 30 × 8 = 240 miles.</w:t>
-      </w:r>
-    </w:p>
-    <w:p>
-      <w:pPr>
-        <w:spacing w:after="40" w:before="0"/>
-      </w:pPr>
-      <w:r>
-        <w:rPr>
-          <w:b/>
-          <w:bCs/>
-        </w:rPr>
-        <w:t xml:space="preserve">7. A. 50</w:t>
+        <w:rPr>
+          <w:i/>
+          <w:iCs/>
+        </w:rPr>
+        <w:t xml:space="preserve">     Watch for: A common mistake in Use Ratio Reasoning is skipping the key idea: "Find the scale factor, then multiply both parts; cross-multiply to check a proportion." — always check your work against this rule before you submit.</w:t>
+      </w:r>
+    </w:p>
+    <w:p>
+      <w:pPr>
+        <w:spacing w:after="40" w:before="0"/>
+      </w:pPr>
+      <w:r>
+        <w:rPr>
+          <w:b/>
+          <w:bCs/>
+        </w:rPr>
+        <w:t xml:space="preserve">8. A. 12 cups</w:t>
+      </w:r>
+    </w:p>
+    <w:p>
+      <w:pPr>
+        <w:spacing w:after="20" w:before="0"/>
+      </w:pPr>
+      <w:r>
+        <w:t xml:space="preserve">     Scale factor: 18 servings divided by 6 servings = 3. Multiply the tomatoes by 3: 4 x 3 = 12 cups.</w:t>
       </w:r>
     </w:p>
     <w:p>
@@ -1395,19 +1666,31 @@
         <w:spacing w:after="80" w:before="0"/>
       </w:pPr>
       <w:r>
-        <w:t xml:space="preserve">     20 ÷ 4 = 5 bricks per worker; 5 × 10 = 50 bricks per minute.</w:t>
-      </w:r>
-    </w:p>
-    <w:p>
-      <w:pPr>
-        <w:spacing w:after="40" w:before="0"/>
-      </w:pPr>
-      <w:r>
-        <w:rPr>
-          <w:b/>
-          <w:bCs/>
-        </w:rPr>
-        <w:t xml:space="preserve">8. A. 112.5 miles</w:t>
+        <w:rPr>
+          <w:i/>
+          <w:iCs/>
+        </w:rPr>
+        <w:t xml:space="preserve">     Watch for: A common mistake in Use Ratio Reasoning is skipping the key idea: "Find the scale factor, then multiply both parts; cross-multiply to check a proportion." — always check your work against this rule before you submit.</w:t>
+      </w:r>
+    </w:p>
+    <w:p>
+      <w:pPr>
+        <w:spacing w:after="40" w:before="0"/>
+      </w:pPr>
+      <w:r>
+        <w:rPr>
+          <w:b/>
+          <w:bCs/>
+        </w:rPr>
+        <w:t xml:space="preserve">9. A. 12 dishes</w:t>
+      </w:r>
+    </w:p>
+    <w:p>
+      <w:pPr>
+        <w:spacing w:after="20" w:before="0"/>
+      </w:pPr>
+      <w:r>
+        <w:t xml:space="preserve">     Scale factor: 20 minutes divided by 5 minutes = 4. Multiply the dishes by 4: 3 x 4 = 12 dishes.</w:t>
       </w:r>
     </w:p>
     <w:p>
@@ -1415,27 +1698,63 @@
         <w:spacing w:after="80" w:before="0"/>
       </w:pPr>
       <w:r>
-        <w:t xml:space="preserve">     4.5 × 25 = 112.5 miles.</w:t>
-      </w:r>
-    </w:p>
-    <w:p>
-      <w:pPr>
-        <w:spacing w:after="40" w:before="0"/>
-      </w:pPr>
-      <w:r>
-        <w:rPr>
-          <w:b/>
-          <w:bCs/>
-        </w:rPr>
-        <w:t xml:space="preserve">9. A. 56</w:t>
-      </w:r>
-    </w:p>
-    <w:p>
-      <w:pPr>
-        <w:spacing w:after="80" w:before="0"/>
-      </w:pPr>
-      <w:r>
-        <w:t xml:space="preserve">     24 ÷ 3 = 8 pages per minute; 8 × 7 = 56 pages.</w:t>
+        <w:rPr>
+          <w:i/>
+          <w:iCs/>
+        </w:rPr>
+        <w:t xml:space="preserve">     Watch for: A common mistake in Use Ratio Reasoning is skipping the key idea: "Find the scale factor, then multiply both parts; cross-multiply to check a proportion." — always check your work against this rule before you submit.</w:t>
+      </w:r>
+    </w:p>
+    <w:p>
+      <w:pPr>
+        <w:spacing w:after="40" w:before="0"/>
+      </w:pPr>
+      <w:r>
+        <w:rPr>
+          <w:b/>
+          <w:bCs/>
+        </w:rPr>
+        <w:t xml:space="preserve">10. Matches:</w:t>
+      </w:r>
+    </w:p>
+    <w:p>
+      <w:pPr>
+        <w:spacing w:after="20" w:before="0"/>
+      </w:pPr>
+      <w:r>
+        <w:t xml:space="preserve">     Find the cost of 1 onion when 6 onions cost $3 → Unit rate (divide $3 by 6)</w:t>
+      </w:r>
+    </w:p>
+    <w:p>
+      <w:pPr>
+        <w:spacing w:after="20" w:before="0"/>
+      </w:pPr>
+      <w:r>
+        <w:t xml:space="preserve">     Scale a 5:3 tomato-to-cheese recipe up to 120 guests → Scale factor (multiply both parts)</w:t>
+      </w:r>
+    </w:p>
+    <w:p>
+      <w:pPr>
+        <w:spacing w:after="20" w:before="0"/>
+      </w:pPr>
+      <w:r>
+        <w:t xml:space="preserve">     Check if 4:6 and 6:9 are equivalent ratios → Cross-multiply and compare products</w:t>
+      </w:r>
+    </w:p>
+    <w:p>
+      <w:pPr>
+        <w:spacing w:after="20" w:before="0"/>
+      </w:pPr>
+      <w:r>
+        <w:t xml:space="preserve">     Show 2 cups broth per 5 servings for 5, 10, and 15 servings → Ratio table (add a column each time)</w:t>
+      </w:r>
+    </w:p>
+    <w:p>
+      <w:pPr>
+        <w:spacing w:after="40" w:before="0"/>
+      </w:pPr>
+      <w:r>
+        <w:t xml:space="preserve"/>
       </w:r>
     </w:p>
     <w:sectPr>

--- a/lessons/3-6/homework.docx
+++ b/lessons/3-6/homework.docx
@@ -949,31 +949,39 @@
           <w:b/>
           <w:bCs/>
         </w:rPr>
-        <w:t xml:space="preserve">6. onLevel — Spot the Common Mistake</w:t>
-      </w:r>
-    </w:p>
-    <w:p>
-      <w:pPr>
-        <w:spacing w:after="40" w:before="0"/>
-      </w:pPr>
-      <w:r>
-        <w:t xml:space="preserve">   Step 1 (Read): A student is working on Use Ratio Reasoning.</w:t>
-      </w:r>
-    </w:p>
-    <w:p>
-      <w:pPr>
-        <w:spacing w:after="40" w:before="0"/>
-      </w:pPr>
-      <w:r>
-        <w:t xml:space="preserve">   Step 2 (Attempt): They ignored the rule: Find the scale factor, then multiply both parts; cross-multiply to check a proportion.</w:t>
-      </w:r>
-    </w:p>
-    <w:p>
-      <w:pPr>
-        <w:spacing w:after="40" w:before="0"/>
-      </w:pPr>
-      <w:r>
-        <w:t xml:space="preserve">   Step 3 (Check): The answer does not match the math rule from class.</w:t>
+        <w:t xml:space="preserve">6. Spot the Common Mistake</w:t>
+      </w:r>
+    </w:p>
+    <w:p>
+      <w:pPr>
+        <w:spacing w:after="40" w:before="0"/>
+      </w:pPr>
+      <w:r>
+        <w:t xml:space="preserve">   Step 1 (Set up the proportion): A recipe uses 4 cups of sugar for every 9 cups of flour: 4/9 = x/27.</w:t>
+      </w:r>
+    </w:p>
+    <w:p>
+      <w:pPr>
+        <w:spacing w:after="40" w:before="0"/>
+      </w:pPr>
+      <w:r>
+        <w:t xml:space="preserve">   Step 2 (Find the scale factor): 27 ÷ 9 = 3.</w:t>
+      </w:r>
+    </w:p>
+    <w:p>
+      <w:pPr>
+        <w:spacing w:after="40" w:before="0"/>
+      </w:pPr>
+      <w:r>
+        <w:t xml:space="preserve">   Step 3 (Solve for x): 4 + 3 = 7, so x = 7 cups of sugar.</w:t>
+      </w:r>
+    </w:p>
+    <w:p>
+      <w:pPr>
+        <w:spacing w:after="40" w:before="0"/>
+      </w:pPr>
+      <w:r>
+        <w:t xml:space="preserve">   Step 4 (Answer): Use 7 cups of sugar.</w:t>
       </w:r>
     </w:p>
     <w:p>
@@ -1394,7 +1402,7 @@
           <w:i/>
           <w:iCs/>
         </w:rPr>
-        <w:t xml:space="preserve">     Watch for: A common mistake in Use Ratio Reasoning is skipping the key idea: "Find the scale factor, then multiply both parts; cross-multiply to check a proportion." — always check your work against this rule before you submit.</w:t>
+        <w:t xml:space="preserve">     Watch for: A common mistake in Use Ratio Reasoning is scaling by adding instead of multiplying: since the banquet has 120 − 8 = 112 more guests than the recipe serves, some students add 112 to the ingredient amount instead of finding the scale factor. For Chef Reyes's recipe that serves 8 people with 5 cups of tomatoes, scaling up to 120 guests this way gives 5 + 112 = 117 cups of tomatoes — a wildly wrong answer. Ratios scale multiplicatively, not additively: find the scale factor first (120 ÷ 8 = 15), then multiply the ingredient by that same scale factor: 5 × 15 = 75 cups of tomatoes. Before you submit, check that you multiplied every part of the ratio by the same scale factor instead of adding the same amount to each.</w:t>
       </w:r>
     </w:p>
     <w:p>
@@ -1426,7 +1434,7 @@
           <w:i/>
           <w:iCs/>
         </w:rPr>
-        <w:t xml:space="preserve">     Watch for: A common mistake in Use Ratio Reasoning is skipping the key idea: "Find the scale factor, then multiply both parts; cross-multiply to check a proportion." — always check your work against this rule before you submit.</w:t>
+        <w:t xml:space="preserve">     Watch for: A common mistake in Use Ratio Reasoning is scaling by adding instead of multiplying: since the banquet has 120 − 8 = 112 more guests than the recipe serves, some students add 112 to the ingredient amount instead of finding the scale factor. For Chef Reyes's recipe that serves 8 people with 5 cups of tomatoes, scaling up to 120 guests this way gives 5 + 112 = 117 cups of tomatoes — a wildly wrong answer. Ratios scale multiplicatively, not additively: find the scale factor first (120 ÷ 8 = 15), then multiply the ingredient by that same scale factor: 5 × 15 = 75 cups of tomatoes. Before you submit, check that you multiplied every part of the ratio by the same scale factor instead of adding the same amount to each.</w:t>
       </w:r>
     </w:p>
     <w:p>
@@ -1526,7 +1534,7 @@
           <w:i/>
           <w:iCs/>
         </w:rPr>
-        <w:t xml:space="preserve">     Watch for: A common mistake in Use Ratio Reasoning is skipping the key idea: "Find the scale factor, then multiply both parts; cross-multiply to check a proportion." — always check your work against this rule before you submit.</w:t>
+        <w:t xml:space="preserve">     Watch for: A common mistake in Use Ratio Reasoning is scaling by adding instead of multiplying: since the banquet has 120 − 8 = 112 more guests than the recipe serves, some students add 112 to the ingredient amount instead of finding the scale factor. For Chef Reyes's recipe that serves 8 people with 5 cups of tomatoes, scaling up to 120 guests this way gives 5 + 112 = 117 cups of tomatoes — a wildly wrong answer. Ratios scale multiplicatively, not additively: find the scale factor first (120 ÷ 8 = 15), then multiply the ingredient by that same scale factor: 5 × 15 = 75 cups of tomatoes. Before you submit, check that you multiplied every part of the ratio by the same scale factor instead of adding the same amount to each.</w:t>
       </w:r>
     </w:p>
     <w:p>
@@ -1590,7 +1598,7 @@
           <w:b/>
           <w:bCs/>
         </w:rPr>
-        <w:t xml:space="preserve">6. onLevel — Spot the Common Mistake</w:t>
+        <w:t xml:space="preserve">6. Spot the Common Mistake</w:t>
       </w:r>
     </w:p>
     <w:p>
@@ -1598,7 +1606,7 @@
         <w:spacing w:after="20" w:before="0"/>
       </w:pPr>
       <w:r>
-        <w:t xml:space="preserve">     The mistake is in Step 2.</w:t>
+        <w:t xml:space="preserve">     The mistake is in Step 3.</w:t>
       </w:r>
     </w:p>
     <w:p>
@@ -1606,7 +1614,7 @@
         <w:spacing w:after="20" w:before="0"/>
       </w:pPr>
       <w:r>
-        <w:t xml:space="preserve">     Correct work: Follow the key idea: Find the scale factor, then multiply both parts; cross-multiply to check a proportion.</w:t>
+        <w:t xml:space="preserve">     Correct work: Multiply by the scale factor instead of adding it: 4 × 3 = 12 cups of sugar. To keep ratios equivalent you multiply both parts by the scale factor — you never add it.</w:t>
       </w:r>
     </w:p>
     <w:p>
@@ -1638,7 +1646,7 @@
           <w:i/>
           <w:iCs/>
         </w:rPr>
-        <w:t xml:space="preserve">     Watch for: A common mistake in Use Ratio Reasoning is skipping the key idea: "Find the scale factor, then multiply both parts; cross-multiply to check a proportion." — always check your work against this rule before you submit.</w:t>
+        <w:t xml:space="preserve">     Watch for: A common mistake in Use Ratio Reasoning is scaling by adding instead of multiplying: since the banquet has 120 − 8 = 112 more guests than the recipe serves, some students add 112 to the ingredient amount instead of finding the scale factor. For Chef Reyes's recipe that serves 8 people with 5 cups of tomatoes, scaling up to 120 guests this way gives 5 + 112 = 117 cups of tomatoes — a wildly wrong answer. Ratios scale multiplicatively, not additively: find the scale factor first (120 ÷ 8 = 15), then multiply the ingredient by that same scale factor: 5 × 15 = 75 cups of tomatoes. Before you submit, check that you multiplied every part of the ratio by the same scale factor instead of adding the same amount to each.</w:t>
       </w:r>
     </w:p>
     <w:p>
@@ -1670,7 +1678,7 @@
           <w:i/>
           <w:iCs/>
         </w:rPr>
-        <w:t xml:space="preserve">     Watch for: A common mistake in Use Ratio Reasoning is skipping the key idea: "Find the scale factor, then multiply both parts; cross-multiply to check a proportion." — always check your work against this rule before you submit.</w:t>
+        <w:t xml:space="preserve">     Watch for: A common mistake in Use Ratio Reasoning is scaling by adding instead of multiplying: since the banquet has 120 − 8 = 112 more guests than the recipe serves, some students add 112 to the ingredient amount instead of finding the scale factor. For Chef Reyes's recipe that serves 8 people with 5 cups of tomatoes, scaling up to 120 guests this way gives 5 + 112 = 117 cups of tomatoes — a wildly wrong answer. Ratios scale multiplicatively, not additively: find the scale factor first (120 ÷ 8 = 15), then multiply the ingredient by that same scale factor: 5 × 15 = 75 cups of tomatoes. Before you submit, check that you multiplied every part of the ratio by the same scale factor instead of adding the same amount to each.</w:t>
       </w:r>
     </w:p>
     <w:p>
@@ -1702,7 +1710,7 @@
           <w:i/>
           <w:iCs/>
         </w:rPr>
-        <w:t xml:space="preserve">     Watch for: A common mistake in Use Ratio Reasoning is skipping the key idea: "Find the scale factor, then multiply both parts; cross-multiply to check a proportion." — always check your work against this rule before you submit.</w:t>
+        <w:t xml:space="preserve">     Watch for: A common mistake in Use Ratio Reasoning is scaling by adding instead of multiplying: since the banquet has 120 − 8 = 112 more guests than the recipe serves, some students add 112 to the ingredient amount instead of finding the scale factor. For Chef Reyes's recipe that serves 8 people with 5 cups of tomatoes, scaling up to 120 guests this way gives 5 + 112 = 117 cups of tomatoes — a wildly wrong answer. Ratios scale multiplicatively, not additively: find the scale factor first (120 ÷ 8 = 15), then multiply the ingredient by that same scale factor: 5 × 15 = 75 cups of tomatoes. Before you submit, check that you multiplied every part of the ratio by the same scale factor instead of adding the same amount to each.</w:t>
       </w:r>
     </w:p>
     <w:p>

--- a/lessons/3-6/homework.docx
+++ b/lessons/3-6/homework.docx
@@ -12,7 +12,7 @@
           <w:b/>
           <w:bCs/>
         </w:rPr>
-        <w:t xml:space="preserve">Use Ratio Reasoning — Homework</w:t>
+        <w:t xml:space="preserve">Ratio Reasoning: Convert Measurements within the Same System — Homework</w:t>
       </w:r>
     </w:p>
     <w:p>
@@ -161,73 +161,10 @@
           <w:b/>
           <w:bCs/>
         </w:rPr>
-        <w:t xml:space="preserve">Proportion (Proporción)</w:t>
-      </w:r>
-      <w:r>
-        <w:t xml:space="preserve"> — A math sentence saying two ratios are equal.</w:t>
-      </w:r>
-    </w:p>
-    <w:p>
-      <w:pPr>
-        <w:keepNext/>
-        <w:spacing w:after="20" w:before="80"/>
-        <w:jc w:val="center"/>
-      </w:pPr>
-      <w:r>
-        <w:drawing>
-          <wp:inline distT="0" distB="0" distL="0" distR="0">
-            <wp:extent cx="1047750" cy="790575"/>
-            <wp:effectExtent t="0" r="0" b="0" l="0"/>
-            <wp:docPr id="1" name="" descr="" title=""/>
-            <wp:cNvGraphicFramePr>
-              <a:graphicFrameLocks xmlns:a="http://schemas.openxmlformats.org/drawingml/2006/main" noChangeAspect="1"/>
-            </wp:cNvGraphicFramePr>
-            <a:graphic xmlns:a="http://schemas.openxmlformats.org/drawingml/2006/main">
-              <a:graphicData uri="http://schemas.openxmlformats.org/drawingml/2006/picture">
-                <pic:pic xmlns:pic="http://schemas.openxmlformats.org/drawingml/2006/picture">
-                  <pic:nvPicPr>
-                    <pic:cNvPr id="0" name="" descr=""/>
-                    <pic:cNvPicPr>
-                      <a:picLocks noChangeAspect="1" noChangeArrowheads="1"/>
-                    </pic:cNvPicPr>
-                  </pic:nvPicPr>
-                  <pic:blipFill>
-                    <a:blip r:embed="rId7" cstate="none"/>
-                    <a:srcRect/>
-                    <a:stretch>
-                      <a:fillRect/>
-                    </a:stretch>
-                  </pic:blipFill>
-                  <pic:spPr bwMode="auto">
-                    <a:xfrm>
-                      <a:off x="0" y="0"/>
-                      <a:ext cx="1047750" cy="790575"/>
-                    </a:xfrm>
-                    <a:prstGeom prst="rect">
-                      <a:avLst/>
-                    </a:prstGeom>
-                  </pic:spPr>
-                </pic:pic>
-              </a:graphicData>
-            </a:graphic>
-          </wp:inline>
-        </w:drawing>
-      </w:r>
-    </w:p>
-    <w:p>
-      <w:pPr>
-        <w:keepNext/>
-        <w:spacing w:after="120"/>
-      </w:pPr>
-      <w:r>
-        <w:rPr>
-          <w:b/>
-          <w:bCs/>
-        </w:rPr>
-        <w:t xml:space="preserve">Cross-multiply (Multiplicación cruzada)</w:t>
-      </w:r>
-      <w:r>
-        <w:t xml:space="preserve"> — Multiplying across two ratios to check if they are equal.</w:t>
+        <w:t xml:space="preserve">Ratio Reasoning (Razonamiento con razones)</w:t>
+      </w:r>
+      <w:r>
+        <w:t xml:space="preserve"> — Use equivalent ratios, tables, graphs, or unit rates to solve a problem.</w:t>
       </w:r>
     </w:p>
     <w:p>
@@ -287,10 +224,73 @@
           <w:b/>
           <w:bCs/>
         </w:rPr>
-        <w:t xml:space="preserve">Scale (Escalar)</w:t>
-      </w:r>
-      <w:r>
-        <w:t xml:space="preserve"> — To multiply or divide both parts of a ratio by the same number.</w:t>
+        <w:t xml:space="preserve">Proportion (Proporción)</w:t>
+      </w:r>
+      <w:r>
+        <w:t xml:space="preserve"> — A math sentence saying two ratios are equal.</w:t>
+      </w:r>
+    </w:p>
+    <w:p>
+      <w:pPr>
+        <w:keepNext/>
+        <w:spacing w:after="20" w:before="80"/>
+        <w:jc w:val="center"/>
+      </w:pPr>
+      <w:r>
+        <w:drawing>
+          <wp:inline distT="0" distB="0" distL="0" distR="0">
+            <wp:extent cx="1047750" cy="790575"/>
+            <wp:effectExtent t="0" r="0" b="0" l="0"/>
+            <wp:docPr id="1" name="" descr="" title=""/>
+            <wp:cNvGraphicFramePr>
+              <a:graphicFrameLocks xmlns:a="http://schemas.openxmlformats.org/drawingml/2006/main" noChangeAspect="1"/>
+            </wp:cNvGraphicFramePr>
+            <a:graphic xmlns:a="http://schemas.openxmlformats.org/drawingml/2006/main">
+              <a:graphicData uri="http://schemas.openxmlformats.org/drawingml/2006/picture">
+                <pic:pic xmlns:pic="http://schemas.openxmlformats.org/drawingml/2006/picture">
+                  <pic:nvPicPr>
+                    <pic:cNvPr id="0" name="" descr=""/>
+                    <pic:cNvPicPr>
+                      <a:picLocks noChangeAspect="1" noChangeArrowheads="1"/>
+                    </pic:cNvPicPr>
+                  </pic:nvPicPr>
+                  <pic:blipFill>
+                    <a:blip r:embed="rId8" cstate="none"/>
+                    <a:srcRect/>
+                    <a:stretch>
+                      <a:fillRect/>
+                    </a:stretch>
+                  </pic:blipFill>
+                  <pic:spPr bwMode="auto">
+                    <a:xfrm>
+                      <a:off x="0" y="0"/>
+                      <a:ext cx="1047750" cy="790575"/>
+                    </a:xfrm>
+                    <a:prstGeom prst="rect">
+                      <a:avLst/>
+                    </a:prstGeom>
+                  </pic:spPr>
+                </pic:pic>
+              </a:graphicData>
+            </a:graphic>
+          </wp:inline>
+        </w:drawing>
+      </w:r>
+    </w:p>
+    <w:p>
+      <w:pPr>
+        <w:keepNext/>
+        <w:spacing w:after="120"/>
+      </w:pPr>
+      <w:r>
+        <w:rPr>
+          <w:b/>
+          <w:bCs/>
+        </w:rPr>
+        <w:t xml:space="preserve">Cross-multiply (Multiplicación cruzada)</w:t>
+      </w:r>
+      <w:r>
+        <w:t xml:space="preserve"> — Multiplying across two ratios to check if they are equal.</w:t>
       </w:r>
     </w:p>
     <w:p>
@@ -350,10 +350,10 @@
           <w:b/>
           <w:bCs/>
         </w:rPr>
-        <w:t xml:space="preserve">Equivalent (Equivalente)</w:t>
-      </w:r>
-      <w:r>
-        <w:t xml:space="preserve"> — Having the same value.</w:t>
+        <w:t xml:space="preserve">Scale (Escalar)</w:t>
+      </w:r>
+      <w:r>
+        <w:t xml:space="preserve"> — To multiply or divide both parts of a ratio by the same number.</w:t>
       </w:r>
     </w:p>
     <w:p>
@@ -413,10 +413,136 @@
           <w:b/>
           <w:bCs/>
         </w:rPr>
+        <w:t xml:space="preserve">Equivalent (Equivalente)</w:t>
+      </w:r>
+      <w:r>
+        <w:t xml:space="preserve"> — Having the same value.</w:t>
+      </w:r>
+    </w:p>
+    <w:p>
+      <w:pPr>
+        <w:keepNext/>
+        <w:spacing w:after="20" w:before="80"/>
+        <w:jc w:val="center"/>
+      </w:pPr>
+      <w:r>
+        <w:drawing>
+          <wp:inline distT="0" distB="0" distL="0" distR="0">
+            <wp:extent cx="1047750" cy="790575"/>
+            <wp:effectExtent t="0" r="0" b="0" l="0"/>
+            <wp:docPr id="1" name="" descr="" title=""/>
+            <wp:cNvGraphicFramePr>
+              <a:graphicFrameLocks xmlns:a="http://schemas.openxmlformats.org/drawingml/2006/main" noChangeAspect="1"/>
+            </wp:cNvGraphicFramePr>
+            <a:graphic xmlns:a="http://schemas.openxmlformats.org/drawingml/2006/main">
+              <a:graphicData uri="http://schemas.openxmlformats.org/drawingml/2006/picture">
+                <pic:pic xmlns:pic="http://schemas.openxmlformats.org/drawingml/2006/picture">
+                  <pic:nvPicPr>
+                    <pic:cNvPr id="0" name="" descr=""/>
+                    <pic:cNvPicPr>
+                      <a:picLocks noChangeAspect="1" noChangeArrowheads="1"/>
+                    </pic:cNvPicPr>
+                  </pic:nvPicPr>
+                  <pic:blipFill>
+                    <a:blip r:embed="rId11" cstate="none"/>
+                    <a:srcRect/>
+                    <a:stretch>
+                      <a:fillRect/>
+                    </a:stretch>
+                  </pic:blipFill>
+                  <pic:spPr bwMode="auto">
+                    <a:xfrm>
+                      <a:off x="0" y="0"/>
+                      <a:ext cx="1047750" cy="790575"/>
+                    </a:xfrm>
+                    <a:prstGeom prst="rect">
+                      <a:avLst/>
+                    </a:prstGeom>
+                  </pic:spPr>
+                </pic:pic>
+              </a:graphicData>
+            </a:graphic>
+          </wp:inline>
+        </w:drawing>
+      </w:r>
+    </w:p>
+    <w:p>
+      <w:pPr>
+        <w:keepNext/>
+        <w:spacing w:after="120"/>
+      </w:pPr>
+      <w:r>
+        <w:rPr>
+          <w:b/>
+          <w:bCs/>
+        </w:rPr>
         <w:t xml:space="preserve">Unit rate (Tasa unitaria)</w:t>
       </w:r>
       <w:r>
         <w:t xml:space="preserve"> — A rate for just 1 of something. You find it by dividing.</w:t>
+      </w:r>
+    </w:p>
+    <w:p>
+      <w:pPr>
+        <w:keepNext/>
+        <w:spacing w:after="20" w:before="80"/>
+        <w:jc w:val="center"/>
+      </w:pPr>
+      <w:r>
+        <w:drawing>
+          <wp:inline distT="0" distB="0" distL="0" distR="0">
+            <wp:extent cx="1047750" cy="790575"/>
+            <wp:effectExtent t="0" r="0" b="0" l="0"/>
+            <wp:docPr id="1" name="" descr="" title=""/>
+            <wp:cNvGraphicFramePr>
+              <a:graphicFrameLocks xmlns:a="http://schemas.openxmlformats.org/drawingml/2006/main" noChangeAspect="1"/>
+            </wp:cNvGraphicFramePr>
+            <a:graphic xmlns:a="http://schemas.openxmlformats.org/drawingml/2006/main">
+              <a:graphicData uri="http://schemas.openxmlformats.org/drawingml/2006/picture">
+                <pic:pic xmlns:pic="http://schemas.openxmlformats.org/drawingml/2006/picture">
+                  <pic:nvPicPr>
+                    <pic:cNvPr id="0" name="" descr=""/>
+                    <pic:cNvPicPr>
+                      <a:picLocks noChangeAspect="1" noChangeArrowheads="1"/>
+                    </pic:cNvPicPr>
+                  </pic:nvPicPr>
+                  <pic:blipFill>
+                    <a:blip r:embed="rId12" cstate="none"/>
+                    <a:srcRect/>
+                    <a:stretch>
+                      <a:fillRect/>
+                    </a:stretch>
+                  </pic:blipFill>
+                  <pic:spPr bwMode="auto">
+                    <a:xfrm>
+                      <a:off x="0" y="0"/>
+                      <a:ext cx="1047750" cy="790575"/>
+                    </a:xfrm>
+                    <a:prstGeom prst="rect">
+                      <a:avLst/>
+                    </a:prstGeom>
+                  </pic:spPr>
+                </pic:pic>
+              </a:graphicData>
+            </a:graphic>
+          </wp:inline>
+        </w:drawing>
+      </w:r>
+    </w:p>
+    <w:p>
+      <w:pPr>
+        <w:keepNext/>
+        <w:spacing w:after="120"/>
+      </w:pPr>
+      <w:r>
+        <w:rPr>
+          <w:b/>
+          <w:bCs/>
+        </w:rPr>
+        <w:t xml:space="preserve">Ratio table (Tabla de razones)</w:t>
+      </w:r>
+      <w:r>
+        <w:t xml:space="preserve"> — A table of equal ratios that shows a pattern.</w:t>
       </w:r>
     </w:p>
     <w:p>
@@ -1615,6 +1741,14 @@
       </w:pPr>
       <w:r>
         <w:t xml:space="preserve">     Correct work: Multiply by the scale factor instead of adding it: 4 × 3 = 12 cups of sugar. To keep ratios equivalent you multiply both parts by the scale factor — you never add it.</w:t>
+      </w:r>
+    </w:p>
+    <w:p>
+      <w:pPr>
+        <w:spacing w:after="80" w:before="0"/>
+      </w:pPr>
+      <w:r>
+        <w:t xml:space="preserve">     Watch for: The solving step added the scale factor instead of multiplying by it. Because 27 is 9 × 3, the sugar has to grow the same way: 4 × 3 = 12 cups. Adding would break the relationship, since 7/27 is not equivalent to 4/9 but 12/27 is.</w:t>
       </w:r>
     </w:p>
     <w:p>

--- a/lessons/3-6/homework.docx
+++ b/lessons/3-6/homework.docx
@@ -80,7 +80,7 @@
         <w:spacing w:after="60" w:before="0"/>
       </w:pPr>
       <w:r>
-        <w:t xml:space="preserve">Content: I can use ratio reasoning to solve problems with proportions and scaling.</w:t>
+        <w:t xml:space="preserve">Content: I can use ratio reasoning to convert between units within the same measurement system.</w:t>
       </w:r>
     </w:p>
     <w:p>
@@ -88,7 +88,7 @@
         <w:spacing w:after="60" w:before="0"/>
       </w:pPr>
       <w:r>
-        <w:t xml:space="preserve">Language: I can explain my reasoning using the words proportion, scale, equivalent, and unit rate.</w:t>
+        <w:t xml:space="preserve">Language: I can explain a conversion using the words unit ratio, convert, measurement system, and per.</w:t>
       </w:r>
     </w:p>
     <w:p>
@@ -161,10 +161,73 @@
           <w:b/>
           <w:bCs/>
         </w:rPr>
-        <w:t xml:space="preserve">Ratio Reasoning (Razonamiento con razones)</w:t>
-      </w:r>
-      <w:r>
-        <w:t xml:space="preserve"> — Use equivalent ratios, tables, graphs, or unit rates to solve a problem.</w:t>
+        <w:t xml:space="preserve">Convert Measurements within the Same System (Convertir medidas dentro del mismo sistema)</w:t>
+      </w:r>
+      <w:r>
+        <w:t xml:space="preserve"> — Rewriting a measurement in a different unit of the SAME system, such as feet into inches or liters into milliliters.</w:t>
+      </w:r>
+    </w:p>
+    <w:p>
+      <w:pPr>
+        <w:keepNext/>
+        <w:spacing w:after="20" w:before="80"/>
+        <w:jc w:val="center"/>
+      </w:pPr>
+      <w:r>
+        <w:drawing>
+          <wp:inline distT="0" distB="0" distL="0" distR="0">
+            <wp:extent cx="1047750" cy="790575"/>
+            <wp:effectExtent t="0" r="0" b="0" l="0"/>
+            <wp:docPr id="1" name="" descr="" title=""/>
+            <wp:cNvGraphicFramePr>
+              <a:graphicFrameLocks xmlns:a="http://schemas.openxmlformats.org/drawingml/2006/main" noChangeAspect="1"/>
+            </wp:cNvGraphicFramePr>
+            <a:graphic xmlns:a="http://schemas.openxmlformats.org/drawingml/2006/main">
+              <a:graphicData uri="http://schemas.openxmlformats.org/drawingml/2006/picture">
+                <pic:pic xmlns:pic="http://schemas.openxmlformats.org/drawingml/2006/picture">
+                  <pic:nvPicPr>
+                    <pic:cNvPr id="0" name="" descr=""/>
+                    <pic:cNvPicPr>
+                      <a:picLocks noChangeAspect="1" noChangeArrowheads="1"/>
+                    </pic:cNvPicPr>
+                  </pic:nvPicPr>
+                  <pic:blipFill>
+                    <a:blip r:embed="rId7" cstate="none"/>
+                    <a:srcRect/>
+                    <a:stretch>
+                      <a:fillRect/>
+                    </a:stretch>
+                  </pic:blipFill>
+                  <pic:spPr bwMode="auto">
+                    <a:xfrm>
+                      <a:off x="0" y="0"/>
+                      <a:ext cx="1047750" cy="790575"/>
+                    </a:xfrm>
+                    <a:prstGeom prst="rect">
+                      <a:avLst/>
+                    </a:prstGeom>
+                  </pic:spPr>
+                </pic:pic>
+              </a:graphicData>
+            </a:graphic>
+          </wp:inline>
+        </w:drawing>
+      </w:r>
+    </w:p>
+    <w:p>
+      <w:pPr>
+        <w:keepNext/>
+        <w:spacing w:after="120"/>
+      </w:pPr>
+      <w:r>
+        <w:rPr>
+          <w:b/>
+          <w:bCs/>
+        </w:rPr>
+        <w:t xml:space="preserve">Unit ratio (Razón unitaria)</w:t>
+      </w:r>
+      <w:r>
+        <w:t xml:space="preserve"> — A ratio that compares an amount to exactly 1 unit of another quantity, like 12 inches to 1 foot.</w:t>
       </w:r>
     </w:p>
     <w:p>
@@ -224,10 +287,10 @@
           <w:b/>
           <w:bCs/>
         </w:rPr>
-        <w:t xml:space="preserve">Proportion (Proporción)</w:t>
-      </w:r>
-      <w:r>
-        <w:t xml:space="preserve"> — A math sentence saying two ratios are equal.</w:t>
+        <w:t xml:space="preserve">Convert (Convertir)</w:t>
+      </w:r>
+      <w:r>
+        <w:t xml:space="preserve"> — To change a measurement from one unit to another without changing how much it is.</w:t>
       </w:r>
     </w:p>
     <w:p>
@@ -255,7 +318,7 @@
                     </pic:cNvPicPr>
                   </pic:nvPicPr>
                   <pic:blipFill>
-                    <a:blip r:embed="rId8" cstate="none"/>
+                    <a:blip r:embed="rId7" cstate="none"/>
                     <a:srcRect/>
                     <a:stretch>
                       <a:fillRect/>
@@ -287,10 +350,10 @@
           <w:b/>
           <w:bCs/>
         </w:rPr>
-        <w:t xml:space="preserve">Cross-multiply (Multiplicación cruzada)</w:t>
-      </w:r>
-      <w:r>
-        <w:t xml:space="preserve"> — Multiplying across two ratios to check if they are equal.</w:t>
+        <w:t xml:space="preserve">Measurement system (Sistema de medidas)</w:t>
+      </w:r>
+      <w:r>
+        <w:t xml:space="preserve"> — A family of units that go together — customary units like inches and feet, or metric units like milliliters and liters.</w:t>
       </w:r>
     </w:p>
     <w:p>
@@ -350,10 +413,10 @@
           <w:b/>
           <w:bCs/>
         </w:rPr>
-        <w:t xml:space="preserve">Scale (Escalar)</w:t>
-      </w:r>
-      <w:r>
-        <w:t xml:space="preserve"> — To multiply or divide both parts of a ratio by the same number.</w:t>
+        <w:t xml:space="preserve">Double number line (Recta numérica doble)</w:t>
+      </w:r>
+      <w:r>
+        <w:t xml:space="preserve"> — Two number lines lined up so matching tick marks show two units for the same amount.</w:t>
       </w:r>
     </w:p>
     <w:p>
@@ -413,136 +476,10 @@
           <w:b/>
           <w:bCs/>
         </w:rPr>
-        <w:t xml:space="preserve">Equivalent (Equivalente)</w:t>
-      </w:r>
-      <w:r>
-        <w:t xml:space="preserve"> — Having the same value.</w:t>
-      </w:r>
-    </w:p>
-    <w:p>
-      <w:pPr>
-        <w:keepNext/>
-        <w:spacing w:after="20" w:before="80"/>
-        <w:jc w:val="center"/>
-      </w:pPr>
-      <w:r>
-        <w:drawing>
-          <wp:inline distT="0" distB="0" distL="0" distR="0">
-            <wp:extent cx="1047750" cy="790575"/>
-            <wp:effectExtent t="0" r="0" b="0" l="0"/>
-            <wp:docPr id="1" name="" descr="" title=""/>
-            <wp:cNvGraphicFramePr>
-              <a:graphicFrameLocks xmlns:a="http://schemas.openxmlformats.org/drawingml/2006/main" noChangeAspect="1"/>
-            </wp:cNvGraphicFramePr>
-            <a:graphic xmlns:a="http://schemas.openxmlformats.org/drawingml/2006/main">
-              <a:graphicData uri="http://schemas.openxmlformats.org/drawingml/2006/picture">
-                <pic:pic xmlns:pic="http://schemas.openxmlformats.org/drawingml/2006/picture">
-                  <pic:nvPicPr>
-                    <pic:cNvPr id="0" name="" descr=""/>
-                    <pic:cNvPicPr>
-                      <a:picLocks noChangeAspect="1" noChangeArrowheads="1"/>
-                    </pic:cNvPicPr>
-                  </pic:nvPicPr>
-                  <pic:blipFill>
-                    <a:blip r:embed="rId11" cstate="none"/>
-                    <a:srcRect/>
-                    <a:stretch>
-                      <a:fillRect/>
-                    </a:stretch>
-                  </pic:blipFill>
-                  <pic:spPr bwMode="auto">
-                    <a:xfrm>
-                      <a:off x="0" y="0"/>
-                      <a:ext cx="1047750" cy="790575"/>
-                    </a:xfrm>
-                    <a:prstGeom prst="rect">
-                      <a:avLst/>
-                    </a:prstGeom>
-                  </pic:spPr>
-                </pic:pic>
-              </a:graphicData>
-            </a:graphic>
-          </wp:inline>
-        </w:drawing>
-      </w:r>
-    </w:p>
-    <w:p>
-      <w:pPr>
-        <w:keepNext/>
-        <w:spacing w:after="120"/>
-      </w:pPr>
-      <w:r>
-        <w:rPr>
-          <w:b/>
-          <w:bCs/>
-        </w:rPr>
-        <w:t xml:space="preserve">Unit rate (Tasa unitaria)</w:t>
-      </w:r>
-      <w:r>
-        <w:t xml:space="preserve"> — A rate for just 1 of something. You find it by dividing.</w:t>
-      </w:r>
-    </w:p>
-    <w:p>
-      <w:pPr>
-        <w:keepNext/>
-        <w:spacing w:after="20" w:before="80"/>
-        <w:jc w:val="center"/>
-      </w:pPr>
-      <w:r>
-        <w:drawing>
-          <wp:inline distT="0" distB="0" distL="0" distR="0">
-            <wp:extent cx="1047750" cy="790575"/>
-            <wp:effectExtent t="0" r="0" b="0" l="0"/>
-            <wp:docPr id="1" name="" descr="" title=""/>
-            <wp:cNvGraphicFramePr>
-              <a:graphicFrameLocks xmlns:a="http://schemas.openxmlformats.org/drawingml/2006/main" noChangeAspect="1"/>
-            </wp:cNvGraphicFramePr>
-            <a:graphic xmlns:a="http://schemas.openxmlformats.org/drawingml/2006/main">
-              <a:graphicData uri="http://schemas.openxmlformats.org/drawingml/2006/picture">
-                <pic:pic xmlns:pic="http://schemas.openxmlformats.org/drawingml/2006/picture">
-                  <pic:nvPicPr>
-                    <pic:cNvPr id="0" name="" descr=""/>
-                    <pic:cNvPicPr>
-                      <a:picLocks noChangeAspect="1" noChangeArrowheads="1"/>
-                    </pic:cNvPicPr>
-                  </pic:nvPicPr>
-                  <pic:blipFill>
-                    <a:blip r:embed="rId12" cstate="none"/>
-                    <a:srcRect/>
-                    <a:stretch>
-                      <a:fillRect/>
-                    </a:stretch>
-                  </pic:blipFill>
-                  <pic:spPr bwMode="auto">
-                    <a:xfrm>
-                      <a:off x="0" y="0"/>
-                      <a:ext cx="1047750" cy="790575"/>
-                    </a:xfrm>
-                    <a:prstGeom prst="rect">
-                      <a:avLst/>
-                    </a:prstGeom>
-                  </pic:spPr>
-                </pic:pic>
-              </a:graphicData>
-            </a:graphic>
-          </wp:inline>
-        </w:drawing>
-      </w:r>
-    </w:p>
-    <w:p>
-      <w:pPr>
-        <w:keepNext/>
-        <w:spacing w:after="120"/>
-      </w:pPr>
-      <w:r>
-        <w:rPr>
-          <w:b/>
-          <w:bCs/>
-        </w:rPr>
         <w:t xml:space="preserve">Ratio table (Tabla de razones)</w:t>
       </w:r>
       <w:r>
-        <w:t xml:space="preserve"> — A table of equal ratios that shows a pattern.</w:t>
+        <w:t xml:space="preserve"> — A table of equal ratios that lets you scale a conversion up or down one row at a time.</w:t>
       </w:r>
     </w:p>
     <w:p>
@@ -579,39 +516,39 @@
           <w:b/>
           <w:bCs/>
         </w:rPr>
-        <w:t xml:space="preserve">1. A recipe uses 4 cups of broth for every 10 servings. How many cups of broth are needed for 30 servings?</w:t>
-      </w:r>
-    </w:p>
-    <w:p>
-      <w:pPr>
-        <w:spacing w:after="40" w:before="0"/>
-      </w:pPr>
-      <w:r>
-        <w:t xml:space="preserve">     A. 12</w:t>
-      </w:r>
-    </w:p>
-    <w:p>
-      <w:pPr>
-        <w:spacing w:after="40" w:before="0"/>
-      </w:pPr>
-      <w:r>
-        <w:t xml:space="preserve">     B. 8</w:t>
-      </w:r>
-    </w:p>
-    <w:p>
-      <w:pPr>
-        <w:spacing w:after="40" w:before="0"/>
-      </w:pPr>
-      <w:r>
-        <w:t xml:space="preserve">     C. 14</w:t>
-      </w:r>
-    </w:p>
-    <w:p>
-      <w:pPr>
-        <w:spacing w:after="40" w:before="0"/>
-      </w:pPr>
-      <w:r>
-        <w:t xml:space="preserve">     D. 40</w:t>
+        <w:t xml:space="preserve">1. There are 12 inches in 1 foot. How many inches are in 5 feet?</w:t>
+      </w:r>
+    </w:p>
+    <w:p>
+      <w:pPr>
+        <w:spacing w:after="40" w:before="0"/>
+      </w:pPr>
+      <w:r>
+        <w:t xml:space="preserve">     A. 60 inches</w:t>
+      </w:r>
+    </w:p>
+    <w:p>
+      <w:pPr>
+        <w:spacing w:after="40" w:before="0"/>
+      </w:pPr>
+      <w:r>
+        <w:t xml:space="preserve">     B. 17 inches</w:t>
+      </w:r>
+    </w:p>
+    <w:p>
+      <w:pPr>
+        <w:spacing w:after="40" w:before="0"/>
+      </w:pPr>
+      <w:r>
+        <w:t xml:space="preserve">     C. 7 inches</w:t>
+      </w:r>
+    </w:p>
+    <w:p>
+      <w:pPr>
+        <w:spacing w:after="40" w:before="0"/>
+      </w:pPr>
+      <w:r>
+        <w:t xml:space="preserve">     D. 50 inches</w:t>
       </w:r>
     </w:p>
     <w:p>
@@ -634,39 +571,39 @@
           <w:b/>
           <w:bCs/>
         </w:rPr>
-        <w:t xml:space="preserve">2. Are the ratios 6:9 and 2:3 equivalent?</w:t>
-      </w:r>
-    </w:p>
-    <w:p>
-      <w:pPr>
-        <w:spacing w:after="40" w:before="0"/>
-      </w:pPr>
-      <w:r>
-        <w:t xml:space="preserve">     A. Yes, both simplify to 2:3</w:t>
-      </w:r>
-    </w:p>
-    <w:p>
-      <w:pPr>
-        <w:spacing w:after="40" w:before="0"/>
-      </w:pPr>
-      <w:r>
-        <w:t xml:space="preserve">     B. No, 6 ≠ 2</w:t>
-      </w:r>
-    </w:p>
-    <w:p>
-      <w:pPr>
-        <w:spacing w:after="40" w:before="0"/>
-      </w:pPr>
-      <w:r>
-        <w:t xml:space="preserve">     C. Yes, because 6 + 9 = 15</w:t>
-      </w:r>
-    </w:p>
-    <w:p>
-      <w:pPr>
-        <w:spacing w:after="40" w:before="0"/>
-      </w:pPr>
-      <w:r>
-        <w:t xml:space="preserve">     D. No, because 9 - 6 ≠ 3 - 2</w:t>
+        <w:t xml:space="preserve">2. There are 1,000 milliliters in 1 liter. How many milliliters are in 3 liters?</w:t>
+      </w:r>
+    </w:p>
+    <w:p>
+      <w:pPr>
+        <w:spacing w:after="40" w:before="0"/>
+      </w:pPr>
+      <w:r>
+        <w:t xml:space="preserve">     A. 3,000 mL</w:t>
+      </w:r>
+    </w:p>
+    <w:p>
+      <w:pPr>
+        <w:spacing w:after="40" w:before="0"/>
+      </w:pPr>
+      <w:r>
+        <w:t xml:space="preserve">     B. 1,003 mL</w:t>
+      </w:r>
+    </w:p>
+    <w:p>
+      <w:pPr>
+        <w:spacing w:after="40" w:before="0"/>
+      </w:pPr>
+      <w:r>
+        <w:t xml:space="preserve">     C. 300 mL</w:t>
+      </w:r>
+    </w:p>
+    <w:p>
+      <w:pPr>
+        <w:spacing w:after="40" w:before="0"/>
+      </w:pPr>
+      <w:r>
+        <w:t xml:space="preserve">     D. 30 mL</w:t>
       </w:r>
     </w:p>
     <w:p>
@@ -689,7 +626,7 @@
           <w:b/>
           <w:bCs/>
         </w:rPr>
-        <w:t xml:space="preserve">3. Chef Reyes's appetizer uses 5 cups of tomatoes for every 3 cups of mozzarella. Scale the recipe for different group sizes.</w:t>
+        <w:t xml:space="preserve">3. There are 1,000 milliliters in 1 liter. Complete the double number line as a table.</w:t>
       </w:r>
     </w:p>
     <w:tbl>
@@ -707,7 +644,6 @@
       <w:tblGrid>
         <w:gridCol w:w="100"/>
         <w:gridCol w:w="100"/>
-        <w:gridCol w:w="100"/>
       </w:tblGrid>
       <w:tr>
         <w:trPr>
@@ -715,7 +651,7 @@
         </w:trPr>
         <w:tc>
           <w:tcPr>
-            <w:tcW w:type="pct" w:w="33%"/>
+            <w:tcW w:type="pct" w:w="50%"/>
           </w:tcPr>
           <w:p>
             <w:r>
@@ -723,13 +659,13 @@
                 <w:b/>
                 <w:bCs/>
               </w:rPr>
-              <w:t xml:space="preserve">Servings</w:t>
+              <w:t xml:space="preserve">Liters</w:t>
             </w:r>
           </w:p>
         </w:tc>
         <w:tc>
           <w:tcPr>
-            <w:tcW w:type="pct" w:w="33%"/>
+            <w:tcW w:type="pct" w:w="50%"/>
           </w:tcPr>
           <w:p>
             <w:r>
@@ -737,21 +673,7 @@
                 <w:b/>
                 <w:bCs/>
               </w:rPr>
-              <w:t xml:space="preserve">Tomatoes (cups)</w:t>
-            </w:r>
-          </w:p>
-        </w:tc>
-        <w:tc>
-          <w:tcPr>
-            <w:tcW w:type="pct" w:w="33%"/>
-          </w:tcPr>
-          <w:p>
-            <w:r>
-              <w:rPr>
-                <w:b/>
-                <w:bCs/>
-              </w:rPr>
-              <w:t xml:space="preserve">Mozzarella (cups)</w:t>
+              <w:t xml:space="preserve">Milliliters</w:t>
             </w:r>
           </w:p>
         </w:tc>
@@ -759,7 +681,7 @@
       <w:tr>
         <w:tc>
           <w:tcPr>
-            <w:tcW w:type="pct" w:w="33%"/>
+            <w:tcW w:type="pct" w:w="50%"/>
           </w:tcPr>
           <w:p>
             <w:r>
@@ -767,13 +689,13 @@
                 <w:b w:val="false"/>
                 <w:bCs w:val="false"/>
               </w:rPr>
-              <w:t xml:space="preserve">8</w:t>
+              <w:t xml:space="preserve">1</w:t>
             </w:r>
           </w:p>
         </w:tc>
         <w:tc>
           <w:tcPr>
-            <w:tcW w:type="pct" w:w="33%"/>
+            <w:tcW w:type="pct" w:w="50%"/>
           </w:tcPr>
           <w:p>
             <w:r>
@@ -781,13 +703,15 @@
                 <w:b w:val="false"/>
                 <w:bCs w:val="false"/>
               </w:rPr>
-              <w:t xml:space="preserve">5</w:t>
+              <w:t xml:space="preserve">1,000</w:t>
             </w:r>
           </w:p>
         </w:tc>
+      </w:tr>
+      <w:tr>
         <w:tc>
           <w:tcPr>
-            <w:tcW w:type="pct" w:w="33%"/>
+            <w:tcW w:type="pct" w:w="50%"/>
           </w:tcPr>
           <w:p>
             <w:r>
@@ -795,43 +719,13 @@
                 <w:b w:val="false"/>
                 <w:bCs w:val="false"/>
               </w:rPr>
-              <w:t xml:space="preserve">3</w:t>
-            </w:r>
-          </w:p>
-        </w:tc>
-      </w:tr>
-      <w:tr>
-        <w:tc>
-          <w:tcPr>
-            <w:tcW w:type="pct" w:w="33%"/>
-          </w:tcPr>
-          <w:p>
-            <w:r>
-              <w:rPr>
-                <w:b w:val="false"/>
-                <w:bCs w:val="false"/>
-              </w:rPr>
-              <w:t xml:space="preserve">16</w:t>
+              <w:t xml:space="preserve">2</w:t>
             </w:r>
           </w:p>
         </w:tc>
         <w:tc>
           <w:tcPr>
-            <w:tcW w:type="pct" w:w="33%"/>
-          </w:tcPr>
-          <w:p>
-            <w:r>
-              <w:rPr>
-                <w:b w:val="false"/>
-                <w:bCs w:val="false"/>
-              </w:rPr>
-              <w:t xml:space="preserve"> </w:t>
-            </w:r>
-          </w:p>
-        </w:tc>
-        <w:tc>
-          <w:tcPr>
-            <w:tcW w:type="pct" w:w="33%"/>
+            <w:tcW w:type="pct" w:w="50%"/>
           </w:tcPr>
           <w:p>
             <w:r>
@@ -847,7 +741,7 @@
       <w:tr>
         <w:tc>
           <w:tcPr>
-            <w:tcW w:type="pct" w:w="33%"/>
+            <w:tcW w:type="pct" w:w="50%"/>
           </w:tcPr>
           <w:p>
             <w:r>
@@ -855,71 +749,13 @@
                 <w:b w:val="false"/>
                 <w:bCs w:val="false"/>
               </w:rPr>
-              <w:t xml:space="preserve">40</w:t>
+              <w:t xml:space="preserve">4</w:t>
             </w:r>
           </w:p>
         </w:tc>
         <w:tc>
           <w:tcPr>
-            <w:tcW w:type="pct" w:w="33%"/>
-          </w:tcPr>
-          <w:p>
-            <w:r>
-              <w:rPr>
-                <w:b w:val="false"/>
-                <w:bCs w:val="false"/>
-              </w:rPr>
-              <w:t xml:space="preserve"> </w:t>
-            </w:r>
-          </w:p>
-        </w:tc>
-        <w:tc>
-          <w:tcPr>
-            <w:tcW w:type="pct" w:w="33%"/>
-          </w:tcPr>
-          <w:p>
-            <w:r>
-              <w:rPr>
-                <w:b w:val="false"/>
-                <w:bCs w:val="false"/>
-              </w:rPr>
-              <w:t xml:space="preserve"> </w:t>
-            </w:r>
-          </w:p>
-        </w:tc>
-      </w:tr>
-      <w:tr>
-        <w:tc>
-          <w:tcPr>
-            <w:tcW w:type="pct" w:w="33%"/>
-          </w:tcPr>
-          <w:p>
-            <w:r>
-              <w:rPr>
-                <w:b w:val="false"/>
-                <w:bCs w:val="false"/>
-              </w:rPr>
-              <w:t xml:space="preserve">120</w:t>
-            </w:r>
-          </w:p>
-        </w:tc>
-        <w:tc>
-          <w:tcPr>
-            <w:tcW w:type="pct" w:w="33%"/>
-          </w:tcPr>
-          <w:p>
-            <w:r>
-              <w:rPr>
-                <w:b w:val="false"/>
-                <w:bCs w:val="false"/>
-              </w:rPr>
-              <w:t xml:space="preserve"> </w:t>
-            </w:r>
-          </w:p>
-        </w:tc>
-        <w:tc>
-          <w:tcPr>
-            <w:tcW w:type="pct" w:w="33%"/>
+            <w:tcW w:type="pct" w:w="50%"/>
           </w:tcPr>
           <w:p>
             <w:r>
@@ -953,39 +789,39 @@
           <w:b/>
           <w:bCs/>
         </w:rPr>
-        <w:t xml:space="preserve">4. A chef uses the proportion 3/7 = x/28 to scale a recipe. What is x?</w:t>
-      </w:r>
-    </w:p>
-    <w:p>
-      <w:pPr>
-        <w:spacing w:after="40" w:before="0"/>
-      </w:pPr>
-      <w:r>
-        <w:t xml:space="preserve">     A. 12</w:t>
-      </w:r>
-    </w:p>
-    <w:p>
-      <w:pPr>
-        <w:spacing w:after="40" w:before="0"/>
-      </w:pPr>
-      <w:r>
-        <w:t xml:space="preserve">     B. 14</w:t>
-      </w:r>
-    </w:p>
-    <w:p>
-      <w:pPr>
-        <w:spacing w:after="40" w:before="0"/>
-      </w:pPr>
-      <w:r>
-        <w:t xml:space="preserve">     C. 9</w:t>
-      </w:r>
-    </w:p>
-    <w:p>
-      <w:pPr>
-        <w:spacing w:after="40" w:before="0"/>
-      </w:pPr>
-      <w:r>
-        <w:t xml:space="preserve">     D. 21</w:t>
+        <w:t xml:space="preserve">4. Diamond needs 4 liters of water. Her bottle holds 500 milliliters. How many times must she fill it?</w:t>
+      </w:r>
+    </w:p>
+    <w:p>
+      <w:pPr>
+        <w:spacing w:after="40" w:before="0"/>
+      </w:pPr>
+      <w:r>
+        <w:t xml:space="preserve">     A. 8 times</w:t>
+      </w:r>
+    </w:p>
+    <w:p>
+      <w:pPr>
+        <w:spacing w:after="40" w:before="0"/>
+      </w:pPr>
+      <w:r>
+        <w:t xml:space="preserve">     B. 4 times</w:t>
+      </w:r>
+    </w:p>
+    <w:p>
+      <w:pPr>
+        <w:spacing w:after="40" w:before="0"/>
+      </w:pPr>
+      <w:r>
+        <w:t xml:space="preserve">     C. 2 times</w:t>
+      </w:r>
+    </w:p>
+    <w:p>
+      <w:pPr>
+        <w:spacing w:after="40" w:before="0"/>
+      </w:pPr>
+      <w:r>
+        <w:t xml:space="preserve">     D. 40 times</w:t>
       </w:r>
     </w:p>
     <w:p>
@@ -1008,7 +844,7 @@
           <w:b/>
           <w:bCs/>
         </w:rPr>
-        <w:t xml:space="preserve">5. For each proportion, sort whether it is set up correctly or incorrectly to solve '4 cups for 6 servings = ? cups for 18 servings'.</w:t>
+        <w:t xml:space="preserve">5. Sort each item into the correct group.</w:t>
       </w:r>
     </w:p>
     <w:p>
@@ -1020,39 +856,7 @@
           <w:i/>
           <w:iCs/>
         </w:rPr>
-        <w:t xml:space="preserve">Groups: Correct Setup   |   Incorrect Setup</w:t>
-      </w:r>
-    </w:p>
-    <w:p>
-      <w:pPr>
-        <w:spacing w:after="40" w:before="0"/>
-      </w:pPr>
-      <w:r>
-        <w:t xml:space="preserve">   • 4/6 = x/18   → __________________</w:t>
-      </w:r>
-    </w:p>
-    <w:p>
-      <w:pPr>
-        <w:spacing w:after="40" w:before="0"/>
-      </w:pPr>
-      <w:r>
-        <w:t xml:space="preserve">   • 6/4 = 18/x   → __________________</w:t>
-      </w:r>
-    </w:p>
-    <w:p>
-      <w:pPr>
-        <w:spacing w:after="40" w:before="0"/>
-      </w:pPr>
-      <w:r>
-        <w:t xml:space="preserve">   • 4/18 = x/6   → __________________</w:t>
-      </w:r>
-    </w:p>
-    <w:p>
-      <w:pPr>
-        <w:spacing w:after="40" w:before="0"/>
-      </w:pPr>
-      <w:r>
-        <w:t xml:space="preserve">   • 6/18 = x/4   → __________________</w:t>
+        <w:t xml:space="preserve">Groups:    |   </w:t>
       </w:r>
     </w:p>
     <w:p>
@@ -1075,39 +879,39 @@
           <w:b/>
           <w:bCs/>
         </w:rPr>
-        <w:t xml:space="preserve">6. Spot the Common Mistake</w:t>
-      </w:r>
-    </w:p>
-    <w:p>
-      <w:pPr>
-        <w:spacing w:after="40" w:before="0"/>
-      </w:pPr>
-      <w:r>
-        <w:t xml:space="preserve">   Step 1 (Set up the proportion): A recipe uses 4 cups of sugar for every 9 cups of flour: 4/9 = x/27.</w:t>
-      </w:r>
-    </w:p>
-    <w:p>
-      <w:pPr>
-        <w:spacing w:after="40" w:before="0"/>
-      </w:pPr>
-      <w:r>
-        <w:t xml:space="preserve">   Step 2 (Find the scale factor): 27 ÷ 9 = 3.</w:t>
-      </w:r>
-    </w:p>
-    <w:p>
-      <w:pPr>
-        <w:spacing w:after="40" w:before="0"/>
-      </w:pPr>
-      <w:r>
-        <w:t xml:space="preserve">   Step 3 (Solve for x): 4 + 3 = 7, so x = 7 cups of sugar.</w:t>
-      </w:r>
-    </w:p>
-    <w:p>
-      <w:pPr>
-        <w:spacing w:after="40" w:before="0"/>
-      </w:pPr>
-      <w:r>
-        <w:t xml:space="preserve">   Step 4 (Answer): Use 7 cups of sugar.</w:t>
+        <w:t xml:space="preserve">6. Find the error</w:t>
+      </w:r>
+    </w:p>
+    <w:p>
+      <w:pPr>
+        <w:spacing w:after="40" w:before="0"/>
+      </w:pPr>
+      <w:r>
+        <w:t xml:space="preserve">   Step 1 (Setup): A recipe needs 2 pounds of flour. The scale reads in ounces (16 oz = 1 lb).</w:t>
+      </w:r>
+    </w:p>
+    <w:p>
+      <w:pPr>
+        <w:spacing w:after="40" w:before="0"/>
+      </w:pPr>
+      <w:r>
+        <w:t xml:space="preserve">   Step 2 (Step 1): The unit ratio is 16 ounces : 1 pound.</w:t>
+      </w:r>
+    </w:p>
+    <w:p>
+      <w:pPr>
+        <w:spacing w:after="40" w:before="0"/>
+      </w:pPr>
+      <w:r>
+        <w:t xml:space="preserve">   Step 3 (Step 2): 2 × 16 = 32, so 2 pounds = 32 ounces.</w:t>
+      </w:r>
+    </w:p>
+    <w:p>
+      <w:pPr>
+        <w:spacing w:after="40" w:before="0"/>
+      </w:pPr>
+      <w:r>
+        <w:t xml:space="preserve">   Step 4 (Step 3): The scale reads 40 ounces, so there is not enough flour.</w:t>
       </w:r>
     </w:p>
     <w:p>
@@ -1164,39 +968,39 @@
           <w:b/>
           <w:bCs/>
         </w:rPr>
-        <w:t xml:space="preserve">7. Chef Reyes's pasta dough uses 2 eggs for every 3 cups of flour. For a banquet, the kitchen mixes 9 cups of flour. How many eggs are needed to keep the same ratio?</w:t>
-      </w:r>
-    </w:p>
-    <w:p>
-      <w:pPr>
-        <w:spacing w:after="40" w:before="0"/>
-      </w:pPr>
-      <w:r>
-        <w:t xml:space="preserve">     A. 6 eggs</w:t>
-      </w:r>
-    </w:p>
-    <w:p>
-      <w:pPr>
-        <w:spacing w:after="40" w:before="0"/>
-      </w:pPr>
-      <w:r>
-        <w:t xml:space="preserve">     B. 5 eggs</w:t>
-      </w:r>
-    </w:p>
-    <w:p>
-      <w:pPr>
-        <w:spacing w:after="40" w:before="0"/>
-      </w:pPr>
-      <w:r>
-        <w:t xml:space="preserve">     C. 8 eggs</w:t>
-      </w:r>
-    </w:p>
-    <w:p>
-      <w:pPr>
-        <w:spacing w:after="40" w:before="0"/>
-      </w:pPr>
-      <w:r>
-        <w:t xml:space="preserve">     D. 4 eggs</w:t>
+        <w:t xml:space="preserve">7. How many inches are in 2 feet?</w:t>
+      </w:r>
+    </w:p>
+    <w:p>
+      <w:pPr>
+        <w:spacing w:after="40" w:before="0"/>
+      </w:pPr>
+      <w:r>
+        <w:t xml:space="preserve">     A. 24</w:t>
+      </w:r>
+    </w:p>
+    <w:p>
+      <w:pPr>
+        <w:spacing w:after="40" w:before="0"/>
+      </w:pPr>
+      <w:r>
+        <w:t xml:space="preserve">     B. 14</w:t>
+      </w:r>
+    </w:p>
+    <w:p>
+      <w:pPr>
+        <w:spacing w:after="40" w:before="0"/>
+      </w:pPr>
+      <w:r>
+        <w:t xml:space="preserve">     C. 10</w:t>
+      </w:r>
+    </w:p>
+    <w:p>
+      <w:pPr>
+        <w:spacing w:after="40" w:before="0"/>
+      </w:pPr>
+      <w:r>
+        <w:t xml:space="preserve">     D. 12</w:t>
       </w:r>
     </w:p>
     <w:p>
@@ -1219,39 +1023,39 @@
           <w:b/>
           <w:bCs/>
         </w:rPr>
-        <w:t xml:space="preserve">8. A marinara recipe uses 4 cups of tomatoes for every 6 servings. The chef needs 18 servings. How many cups of tomatoes should she use?</w:t>
-      </w:r>
-    </w:p>
-    <w:p>
-      <w:pPr>
-        <w:spacing w:after="40" w:before="0"/>
-      </w:pPr>
-      <w:r>
-        <w:t xml:space="preserve">     A. 12 cups</w:t>
-      </w:r>
-    </w:p>
-    <w:p>
-      <w:pPr>
-        <w:spacing w:after="40" w:before="0"/>
-      </w:pPr>
-      <w:r>
-        <w:t xml:space="preserve">     B. 10 cups</w:t>
-      </w:r>
-    </w:p>
-    <w:p>
-      <w:pPr>
-        <w:spacing w:after="40" w:before="0"/>
-      </w:pPr>
-      <w:r>
-        <w:t xml:space="preserve">     C. 16 cups</w:t>
-      </w:r>
-    </w:p>
-    <w:p>
-      <w:pPr>
-        <w:spacing w:after="40" w:before="0"/>
-      </w:pPr>
-      <w:r>
-        <w:t xml:space="preserve">     D. 9 cups</w:t>
+        <w:t xml:space="preserve">8. How many liters is 2,000 milliliters?</w:t>
+      </w:r>
+    </w:p>
+    <w:p>
+      <w:pPr>
+        <w:spacing w:after="40" w:before="0"/>
+      </w:pPr>
+      <w:r>
+        <w:t xml:space="preserve">     A. 2 L</w:t>
+      </w:r>
+    </w:p>
+    <w:p>
+      <w:pPr>
+        <w:spacing w:after="40" w:before="0"/>
+      </w:pPr>
+      <w:r>
+        <w:t xml:space="preserve">     B. 2,000 L</w:t>
+      </w:r>
+    </w:p>
+    <w:p>
+      <w:pPr>
+        <w:spacing w:after="40" w:before="0"/>
+      </w:pPr>
+      <w:r>
+        <w:t xml:space="preserve">     C. 200 L</w:t>
+      </w:r>
+    </w:p>
+    <w:p>
+      <w:pPr>
+        <w:spacing w:after="40" w:before="0"/>
+      </w:pPr>
+      <w:r>
+        <w:t xml:space="preserve">     D. 20 L</w:t>
       </w:r>
     </w:p>
     <w:p>
@@ -1274,39 +1078,39 @@
           <w:b/>
           <w:bCs/>
         </w:rPr>
-        <w:t xml:space="preserve">9. During a cooking-team relay, a chef plates 3 finished dishes for every 5 minutes she works. At the same rate, how many dishes will she plate in 20 minutes?</w:t>
-      </w:r>
-    </w:p>
-    <w:p>
-      <w:pPr>
-        <w:spacing w:after="40" w:before="0"/>
-      </w:pPr>
-      <w:r>
-        <w:t xml:space="preserve">     A. 12 dishes</w:t>
-      </w:r>
-    </w:p>
-    <w:p>
-      <w:pPr>
-        <w:spacing w:after="40" w:before="0"/>
-      </w:pPr>
-      <w:r>
-        <w:t xml:space="preserve">     B. 10 dishes</w:t>
-      </w:r>
-    </w:p>
-    <w:p>
-      <w:pPr>
-        <w:spacing w:after="40" w:before="0"/>
-      </w:pPr>
-      <w:r>
-        <w:t xml:space="preserve">     C. 15 dishes</w:t>
-      </w:r>
-    </w:p>
-    <w:p>
-      <w:pPr>
-        <w:spacing w:after="40" w:before="0"/>
-      </w:pPr>
-      <w:r>
-        <w:t xml:space="preserve">     D. 8 dishes</w:t>
+        <w:t xml:space="preserve">9. Which pair belongs to the SAME measurement system?</w:t>
+      </w:r>
+    </w:p>
+    <w:p>
+      <w:pPr>
+        <w:spacing w:after="40" w:before="0"/>
+      </w:pPr>
+      <w:r>
+        <w:t xml:space="preserve">     A. Cups and quarts</w:t>
+      </w:r>
+    </w:p>
+    <w:p>
+      <w:pPr>
+        <w:spacing w:after="40" w:before="0"/>
+      </w:pPr>
+      <w:r>
+        <w:t xml:space="preserve">     B. Inches and centimeters</w:t>
+      </w:r>
+    </w:p>
+    <w:p>
+      <w:pPr>
+        <w:spacing w:after="40" w:before="0"/>
+      </w:pPr>
+      <w:r>
+        <w:t xml:space="preserve">     C. Pounds and grams</w:t>
+      </w:r>
+    </w:p>
+    <w:p>
+      <w:pPr>
+        <w:spacing w:after="40" w:before="0"/>
+      </w:pPr>
+      <w:r>
+        <w:t xml:space="preserve">     D. Liters and gallons</w:t>
       </w:r>
     </w:p>
     <w:p>
@@ -1329,7 +1133,7 @@
           <w:b/>
           <w:bCs/>
         </w:rPr>
-        <w:t xml:space="preserve">10. Match each kitchen problem to the smartest ratio-reasoning strategy.</w:t>
+        <w:t xml:space="preserve">10. Match each item on the left to its answer on the right.</w:t>
       </w:r>
     </w:p>
     <w:tbl>
@@ -1388,7 +1192,7 @@
           </w:tcPr>
           <w:p>
             <w:r>
-              <w:t xml:space="preserve">____  Find the cost of 1 onion when 6 onions cost $3</w:t>
+              <w:t xml:space="preserve">____  undefined</w:t>
             </w:r>
           </w:p>
         </w:tc>
@@ -1398,7 +1202,7 @@
           </w:tcPr>
           <w:p>
             <w:r>
-              <w:t xml:space="preserve">D. Ratio table (add a column each time)</w:t>
+              <w:t xml:space="preserve">D. undefined</w:t>
             </w:r>
           </w:p>
         </w:tc>
@@ -1410,7 +1214,7 @@
           </w:tcPr>
           <w:p>
             <w:r>
-              <w:t xml:space="preserve">____  Scale a 5:3 tomato-to-cheese recipe up to 120 guests</w:t>
+              <w:t xml:space="preserve">____  undefined</w:t>
             </w:r>
           </w:p>
         </w:tc>
@@ -1420,7 +1224,7 @@
           </w:tcPr>
           <w:p>
             <w:r>
-              <w:t xml:space="preserve">C. Cross-multiply and compare products</w:t>
+              <w:t xml:space="preserve">C. undefined</w:t>
             </w:r>
           </w:p>
         </w:tc>
@@ -1432,7 +1236,7 @@
           </w:tcPr>
           <w:p>
             <w:r>
-              <w:t xml:space="preserve">____  Check if 4:6 and 6:9 are equivalent ratios</w:t>
+              <w:t xml:space="preserve">____  undefined</w:t>
             </w:r>
           </w:p>
         </w:tc>
@@ -1442,7 +1246,7 @@
           </w:tcPr>
           <w:p>
             <w:r>
-              <w:t xml:space="preserve">B. Scale factor (multiply both parts)</w:t>
+              <w:t xml:space="preserve">B. undefined</w:t>
             </w:r>
           </w:p>
         </w:tc>
@@ -1454,7 +1258,7 @@
           </w:tcPr>
           <w:p>
             <w:r>
-              <w:t xml:space="preserve">____  Show 2 cups broth per 5 servings for 5, 10, and 15 servings</w:t>
+              <w:t xml:space="preserve">____  undefined</w:t>
             </w:r>
           </w:p>
         </w:tc>
@@ -1464,7 +1268,7 @@
           </w:tcPr>
           <w:p>
             <w:r>
-              <w:t xml:space="preserve">A. Unit rate (divide $3 by 6)</w:t>
+              <w:t xml:space="preserve">A. undefined</w:t>
             </w:r>
           </w:p>
         </w:tc>
@@ -1508,7 +1312,7 @@
           <w:b/>
           <w:bCs/>
         </w:rPr>
-        <w:t xml:space="preserve">1. A. 12</w:t>
+        <w:t xml:space="preserve">1. A. 60 inches</w:t>
       </w:r>
     </w:p>
     <w:p>
@@ -1516,7 +1320,7 @@
         <w:spacing w:after="20" w:before="0"/>
       </w:pPr>
       <w:r>
-        <w:t xml:space="preserve">     Scale factor: 30 ÷ 10 = 3. Multiply broth by 3: 4 × 3 = 12 cups.</w:t>
+        <w:t xml:space="preserve">     Inches are smaller than feet, so multiply by the unit ratio: 5 × 12 = 60 inches.</w:t>
       </w:r>
     </w:p>
     <w:p>
@@ -1528,19 +1332,19 @@
           <w:i/>
           <w:iCs/>
         </w:rPr>
-        <w:t xml:space="preserve">     Watch for: A common mistake in Use Ratio Reasoning is scaling by adding instead of multiplying: since the banquet has 120 − 8 = 112 more guests than the recipe serves, some students add 112 to the ingredient amount instead of finding the scale factor. For Chef Reyes's recipe that serves 8 people with 5 cups of tomatoes, scaling up to 120 guests this way gives 5 + 112 = 117 cups of tomatoes — a wildly wrong answer. Ratios scale multiplicatively, not additively: find the scale factor first (120 ÷ 8 = 15), then multiply the ingredient by that same scale factor: 5 × 15 = 75 cups of tomatoes. Before you submit, check that you multiplied every part of the ratio by the same scale factor instead of adding the same amount to each.</w:t>
-      </w:r>
-    </w:p>
-    <w:p>
-      <w:pPr>
-        <w:spacing w:after="40" w:before="0"/>
-      </w:pPr>
-      <w:r>
-        <w:rPr>
-          <w:b/>
-          <w:bCs/>
-        </w:rPr>
-        <w:t xml:space="preserve">2. A. Yes, both simplify to 2:3</w:t>
+        <w:t xml:space="preserve">     Watch for: A common mistake when converting within a measurement system is choosing the operation by habit instead of by unit size — multiplying every time. Converting 36 inches to feet by multiplying gives 36 × 12 = 432 feet, taller than a 40-story building. Ask first which unit is smaller: it takes MORE small units to make the same amount, so going to a smaller unit multiplies, and going to a larger unit divides.</w:t>
+      </w:r>
+    </w:p>
+    <w:p>
+      <w:pPr>
+        <w:spacing w:after="40" w:before="0"/>
+      </w:pPr>
+      <w:r>
+        <w:rPr>
+          <w:b/>
+          <w:bCs/>
+        </w:rPr>
+        <w:t xml:space="preserve">2. A. 3,000 mL</w:t>
       </w:r>
     </w:p>
     <w:p>
@@ -1548,7 +1352,7 @@
         <w:spacing w:after="20" w:before="0"/>
       </w:pPr>
       <w:r>
-        <w:t xml:space="preserve">     Divide 6:9 by 3 to get 2:3. Since both ratios simplify to 2:3, they are equivalent.</w:t>
+        <w:t xml:space="preserve">     Multiply by the unit ratio: 3 × 1,000 = 3,000 milliliters.</w:t>
       </w:r>
     </w:p>
     <w:p>
@@ -1560,19 +1364,19 @@
           <w:i/>
           <w:iCs/>
         </w:rPr>
-        <w:t xml:space="preserve">     Watch for: A common mistake in Use Ratio Reasoning is scaling by adding instead of multiplying: since the banquet has 120 − 8 = 112 more guests than the recipe serves, some students add 112 to the ingredient amount instead of finding the scale factor. For Chef Reyes's recipe that serves 8 people with 5 cups of tomatoes, scaling up to 120 guests this way gives 5 + 112 = 117 cups of tomatoes — a wildly wrong answer. Ratios scale multiplicatively, not additively: find the scale factor first (120 ÷ 8 = 15), then multiply the ingredient by that same scale factor: 5 × 15 = 75 cups of tomatoes. Before you submit, check that you multiplied every part of the ratio by the same scale factor instead of adding the same amount to each.</w:t>
-      </w:r>
-    </w:p>
-    <w:p>
-      <w:pPr>
-        <w:spacing w:after="40" w:before="0"/>
-      </w:pPr>
-      <w:r>
-        <w:rPr>
-          <w:b/>
-          <w:bCs/>
-        </w:rPr>
-        <w:t xml:space="preserve">3. Chef Reyes's appetizer uses 5 cups of tomatoes for every 3 cups of mozzarella. Scale the recipe for different group sizes.</w:t>
+        <w:t xml:space="preserve">     Watch for: A common mistake when converting within a measurement system is choosing the operation by habit instead of by unit size — multiplying every time. Converting 36 inches to feet by multiplying gives 36 × 12 = 432 feet, taller than a 40-story building. Ask first which unit is smaller: it takes MORE small units to make the same amount, so going to a smaller unit multiplies, and going to a larger unit divides.</w:t>
+      </w:r>
+    </w:p>
+    <w:p>
+      <w:pPr>
+        <w:spacing w:after="40" w:before="0"/>
+      </w:pPr>
+      <w:r>
+        <w:rPr>
+          <w:b/>
+          <w:bCs/>
+        </w:rPr>
+        <w:t xml:space="preserve">3. There are 1,000 milliliters in 1 liter. Complete the double number line as a table.</w:t>
       </w:r>
     </w:p>
     <w:p>
@@ -1580,7 +1384,7 @@
         <w:spacing w:after="20" w:before="0"/>
       </w:pPr>
       <w:r>
-        <w:t xml:space="preserve">     16 — Tomatoes (cups): 10</w:t>
+        <w:t xml:space="preserve">     2 — Milliliters: 2,000</w:t>
       </w:r>
     </w:p>
     <w:p>
@@ -1588,7 +1392,27 @@
         <w:spacing w:after="20" w:before="0"/>
       </w:pPr>
       <w:r>
-        <w:t xml:space="preserve">     16 — Mozzarella (cups): 6</w:t>
+        <w:t xml:space="preserve">     4 — Milliliters: 4,000</w:t>
+      </w:r>
+    </w:p>
+    <w:p>
+      <w:pPr>
+        <w:spacing w:after="40" w:before="0"/>
+      </w:pPr>
+      <w:r>
+        <w:t xml:space="preserve"/>
+      </w:r>
+    </w:p>
+    <w:p>
+      <w:pPr>
+        <w:spacing w:after="40" w:before="0"/>
+      </w:pPr>
+      <w:r>
+        <w:rPr>
+          <w:b/>
+          <w:bCs/>
+        </w:rPr>
+        <w:t xml:space="preserve">4. A. 8 times</w:t>
       </w:r>
     </w:p>
     <w:p>
@@ -1596,59 +1420,7 @@
         <w:spacing w:after="20" w:before="0"/>
       </w:pPr>
       <w:r>
-        <w:t xml:space="preserve">     40 — Tomatoes (cups): 25</w:t>
-      </w:r>
-    </w:p>
-    <w:p>
-      <w:pPr>
-        <w:spacing w:after="20" w:before="0"/>
-      </w:pPr>
-      <w:r>
-        <w:t xml:space="preserve">     40 — Mozzarella (cups): 15</w:t>
-      </w:r>
-    </w:p>
-    <w:p>
-      <w:pPr>
-        <w:spacing w:after="20" w:before="0"/>
-      </w:pPr>
-      <w:r>
-        <w:t xml:space="preserve">     120 — Tomatoes (cups): 75</w:t>
-      </w:r>
-    </w:p>
-    <w:p>
-      <w:pPr>
-        <w:spacing w:after="20" w:before="0"/>
-      </w:pPr>
-      <w:r>
-        <w:t xml:space="preserve">     120 — Mozzarella (cups): 45</w:t>
-      </w:r>
-    </w:p>
-    <w:p>
-      <w:pPr>
-        <w:spacing w:after="40" w:before="0"/>
-      </w:pPr>
-      <w:r>
-        <w:t xml:space="preserve"/>
-      </w:r>
-    </w:p>
-    <w:p>
-      <w:pPr>
-        <w:spacing w:after="40" w:before="0"/>
-      </w:pPr>
-      <w:r>
-        <w:rPr>
-          <w:b/>
-          <w:bCs/>
-        </w:rPr>
-        <w:t xml:space="preserve">4. A. 12</w:t>
-      </w:r>
-    </w:p>
-    <w:p>
-      <w:pPr>
-        <w:spacing w:after="20" w:before="0"/>
-      </w:pPr>
-      <w:r>
-        <w:t xml:space="preserve">     Scale factor: 28 ÷ 7 = 4. Multiply: 3 × 4 = 12. So x = 12.</w:t>
+        <w:t xml:space="preserve">     Convert first: 4 L = 4,000 mL. Then solve ? × 500 = 4,000, giving 8 fills.</w:t>
       </w:r>
     </w:p>
     <w:p>
@@ -1660,7 +1432,7 @@
           <w:i/>
           <w:iCs/>
         </w:rPr>
-        <w:t xml:space="preserve">     Watch for: A common mistake in Use Ratio Reasoning is scaling by adding instead of multiplying: since the banquet has 120 − 8 = 112 more guests than the recipe serves, some students add 112 to the ingredient amount instead of finding the scale factor. For Chef Reyes's recipe that serves 8 people with 5 cups of tomatoes, scaling up to 120 guests this way gives 5 + 112 = 117 cups of tomatoes — a wildly wrong answer. Ratios scale multiplicatively, not additively: find the scale factor first (120 ÷ 8 = 15), then multiply the ingredient by that same scale factor: 5 × 15 = 75 cups of tomatoes. Before you submit, check that you multiplied every part of the ratio by the same scale factor instead of adding the same amount to each.</w:t>
+        <w:t xml:space="preserve">     Watch for: A common mistake when converting within a measurement system is choosing the operation by habit instead of by unit size — multiplying every time. Converting 36 inches to feet by multiplying gives 36 × 12 = 432 feet, taller than a 40-story building. Ask first which unit is smaller: it takes MORE small units to make the same amount, so going to a smaller unit multiplies, and going to a larger unit divides.</w:t>
       </w:r>
     </w:p>
     <w:p>
@@ -1677,10 +1449,30 @@
     </w:p>
     <w:p>
       <w:pPr>
+        <w:spacing w:after="40" w:before="0"/>
+      </w:pPr>
+      <w:r>
+        <w:t xml:space="preserve"/>
+      </w:r>
+    </w:p>
+    <w:p>
+      <w:pPr>
+        <w:spacing w:after="40" w:before="0"/>
+      </w:pPr>
+      <w:r>
+        <w:rPr>
+          <w:b/>
+          <w:bCs/>
+        </w:rPr>
+        <w:t xml:space="preserve">6. Find the error</w:t>
+      </w:r>
+    </w:p>
+    <w:p>
+      <w:pPr>
         <w:spacing w:after="20" w:before="0"/>
       </w:pPr>
       <w:r>
-        <w:t xml:space="preserve">     4/6 = x/18 → Correct Setup</w:t>
+        <w:t xml:space="preserve">     The mistake is in Step 4.</w:t>
       </w:r>
     </w:p>
     <w:p>
@@ -1688,7 +1480,27 @@
         <w:spacing w:after="20" w:before="0"/>
       </w:pPr>
       <w:r>
-        <w:t xml:space="preserve">     6/4 = 18/x → Correct Setup</w:t>
+        <w:t xml:space="preserve">     Correct work: Step 3 compares correctly but concludes backwards. The recipe needs 32 ounces and the scale shows 40 ounces. Since 40 &gt; 32, there is MORE than enough flour — 8 ounces extra.</w:t>
+      </w:r>
+    </w:p>
+    <w:p>
+      <w:pPr>
+        <w:spacing w:after="80" w:before="0"/>
+      </w:pPr>
+      <w:r>
+        <w:t xml:space="preserve">     Watch for: Converting is only half the job. After both amounts share a unit, read the comparison in the direction the question actually asks.</w:t>
+      </w:r>
+    </w:p>
+    <w:p>
+      <w:pPr>
+        <w:spacing w:after="40" w:before="0"/>
+      </w:pPr>
+      <w:r>
+        <w:rPr>
+          <w:b/>
+          <w:bCs/>
+        </w:rPr>
+        <w:t xml:space="preserve">7. A. 24</w:t>
       </w:r>
     </w:p>
     <w:p>
@@ -1696,79 +1508,7 @@
         <w:spacing w:after="20" w:before="0"/>
       </w:pPr>
       <w:r>
-        <w:t xml:space="preserve">     4/18 = x/6 → Incorrect Setup</w:t>
-      </w:r>
-    </w:p>
-    <w:p>
-      <w:pPr>
-        <w:spacing w:after="20" w:before="0"/>
-      </w:pPr>
-      <w:r>
-        <w:t xml:space="preserve">     6/18 = x/4 → Incorrect Setup</w:t>
-      </w:r>
-    </w:p>
-    <w:p>
-      <w:pPr>
-        <w:spacing w:after="40" w:before="0"/>
-      </w:pPr>
-      <w:r>
-        <w:t xml:space="preserve"/>
-      </w:r>
-    </w:p>
-    <w:p>
-      <w:pPr>
-        <w:spacing w:after="40" w:before="0"/>
-      </w:pPr>
-      <w:r>
-        <w:rPr>
-          <w:b/>
-          <w:bCs/>
-        </w:rPr>
-        <w:t xml:space="preserve">6. Spot the Common Mistake</w:t>
-      </w:r>
-    </w:p>
-    <w:p>
-      <w:pPr>
-        <w:spacing w:after="20" w:before="0"/>
-      </w:pPr>
-      <w:r>
-        <w:t xml:space="preserve">     The mistake is in Step 3.</w:t>
-      </w:r>
-    </w:p>
-    <w:p>
-      <w:pPr>
-        <w:spacing w:after="20" w:before="0"/>
-      </w:pPr>
-      <w:r>
-        <w:t xml:space="preserve">     Correct work: Multiply by the scale factor instead of adding it: 4 × 3 = 12 cups of sugar. To keep ratios equivalent you multiply both parts by the scale factor — you never add it.</w:t>
-      </w:r>
-    </w:p>
-    <w:p>
-      <w:pPr>
-        <w:spacing w:after="80" w:before="0"/>
-      </w:pPr>
-      <w:r>
-        <w:t xml:space="preserve">     Watch for: The solving step added the scale factor instead of multiplying by it. Because 27 is 9 × 3, the sugar has to grow the same way: 4 × 3 = 12 cups. Adding would break the relationship, since 7/27 is not equivalent to 4/9 but 12/27 is.</w:t>
-      </w:r>
-    </w:p>
-    <w:p>
-      <w:pPr>
-        <w:spacing w:after="40" w:before="0"/>
-      </w:pPr>
-      <w:r>
-        <w:rPr>
-          <w:b/>
-          <w:bCs/>
-        </w:rPr>
-        <w:t xml:space="preserve">7. A. 6 eggs</w:t>
-      </w:r>
-    </w:p>
-    <w:p>
-      <w:pPr>
-        <w:spacing w:after="20" w:before="0"/>
-      </w:pPr>
-      <w:r>
-        <w:t xml:space="preserve">     Scale factor: 9 cups divided by 3 cups = 3. Multiply the eggs by the same factor: 2 x 3 = 6 eggs.</w:t>
+        <w:t xml:space="preserve">     2 × 12 = 24 inches.</w:t>
       </w:r>
     </w:p>
     <w:p>
@@ -1780,19 +1520,19 @@
           <w:i/>
           <w:iCs/>
         </w:rPr>
-        <w:t xml:space="preserve">     Watch for: A common mistake in Use Ratio Reasoning is scaling by adding instead of multiplying: since the banquet has 120 − 8 = 112 more guests than the recipe serves, some students add 112 to the ingredient amount instead of finding the scale factor. For Chef Reyes's recipe that serves 8 people with 5 cups of tomatoes, scaling up to 120 guests this way gives 5 + 112 = 117 cups of tomatoes — a wildly wrong answer. Ratios scale multiplicatively, not additively: find the scale factor first (120 ÷ 8 = 15), then multiply the ingredient by that same scale factor: 5 × 15 = 75 cups of tomatoes. Before you submit, check that you multiplied every part of the ratio by the same scale factor instead of adding the same amount to each.</w:t>
-      </w:r>
-    </w:p>
-    <w:p>
-      <w:pPr>
-        <w:spacing w:after="40" w:before="0"/>
-      </w:pPr>
-      <w:r>
-        <w:rPr>
-          <w:b/>
-          <w:bCs/>
-        </w:rPr>
-        <w:t xml:space="preserve">8. A. 12 cups</w:t>
+        <w:t xml:space="preserve">     Watch for: A common mistake when converting within a measurement system is choosing the operation by habit instead of by unit size — multiplying every time. Converting 36 inches to feet by multiplying gives 36 × 12 = 432 feet, taller than a 40-story building. Ask first which unit is smaller: it takes MORE small units to make the same amount, so going to a smaller unit multiplies, and going to a larger unit divides.</w:t>
+      </w:r>
+    </w:p>
+    <w:p>
+      <w:pPr>
+        <w:spacing w:after="40" w:before="0"/>
+      </w:pPr>
+      <w:r>
+        <w:rPr>
+          <w:b/>
+          <w:bCs/>
+        </w:rPr>
+        <w:t xml:space="preserve">8. A. 2 L</w:t>
       </w:r>
     </w:p>
     <w:p>
@@ -1800,7 +1540,7 @@
         <w:spacing w:after="20" w:before="0"/>
       </w:pPr>
       <w:r>
-        <w:t xml:space="preserve">     Scale factor: 18 servings divided by 6 servings = 3. Multiply the tomatoes by 3: 4 x 3 = 12 cups.</w:t>
+        <w:t xml:space="preserve">     Liters are the larger unit, so divide: 2,000 ÷ 1,000 = 2 liters.</w:t>
       </w:r>
     </w:p>
     <w:p>
@@ -1812,19 +1552,19 @@
           <w:i/>
           <w:iCs/>
         </w:rPr>
-        <w:t xml:space="preserve">     Watch for: A common mistake in Use Ratio Reasoning is scaling by adding instead of multiplying: since the banquet has 120 − 8 = 112 more guests than the recipe serves, some students add 112 to the ingredient amount instead of finding the scale factor. For Chef Reyes's recipe that serves 8 people with 5 cups of tomatoes, scaling up to 120 guests this way gives 5 + 112 = 117 cups of tomatoes — a wildly wrong answer. Ratios scale multiplicatively, not additively: find the scale factor first (120 ÷ 8 = 15), then multiply the ingredient by that same scale factor: 5 × 15 = 75 cups of tomatoes. Before you submit, check that you multiplied every part of the ratio by the same scale factor instead of adding the same amount to each.</w:t>
-      </w:r>
-    </w:p>
-    <w:p>
-      <w:pPr>
-        <w:spacing w:after="40" w:before="0"/>
-      </w:pPr>
-      <w:r>
-        <w:rPr>
-          <w:b/>
-          <w:bCs/>
-        </w:rPr>
-        <w:t xml:space="preserve">9. A. 12 dishes</w:t>
+        <w:t xml:space="preserve">     Watch for: A common mistake when converting within a measurement system is choosing the operation by habit instead of by unit size — multiplying every time. Converting 36 inches to feet by multiplying gives 36 × 12 = 432 feet, taller than a 40-story building. Ask first which unit is smaller: it takes MORE small units to make the same amount, so going to a smaller unit multiplies, and going to a larger unit divides.</w:t>
+      </w:r>
+    </w:p>
+    <w:p>
+      <w:pPr>
+        <w:spacing w:after="40" w:before="0"/>
+      </w:pPr>
+      <w:r>
+        <w:rPr>
+          <w:b/>
+          <w:bCs/>
+        </w:rPr>
+        <w:t xml:space="preserve">9. A. Cups and quarts</w:t>
       </w:r>
     </w:p>
     <w:p>
@@ -1832,7 +1572,7 @@
         <w:spacing w:after="20" w:before="0"/>
       </w:pPr>
       <w:r>
-        <w:t xml:space="preserve">     Scale factor: 20 minutes divided by 5 minutes = 4. Multiply the dishes by 4: 3 x 4 = 12 dishes.</w:t>
+        <w:t xml:space="preserve">     Cups and quarts are both customary units of capacity. The other pairs each mix a customary unit with a metric one.</w:t>
       </w:r>
     </w:p>
     <w:p>
@@ -1844,7 +1584,7 @@
           <w:i/>
           <w:iCs/>
         </w:rPr>
-        <w:t xml:space="preserve">     Watch for: A common mistake in Use Ratio Reasoning is scaling by adding instead of multiplying: since the banquet has 120 − 8 = 112 more guests than the recipe serves, some students add 112 to the ingredient amount instead of finding the scale factor. For Chef Reyes's recipe that serves 8 people with 5 cups of tomatoes, scaling up to 120 guests this way gives 5 + 112 = 117 cups of tomatoes — a wildly wrong answer. Ratios scale multiplicatively, not additively: find the scale factor first (120 ÷ 8 = 15), then multiply the ingredient by that same scale factor: 5 × 15 = 75 cups of tomatoes. Before you submit, check that you multiplied every part of the ratio by the same scale factor instead of adding the same amount to each.</w:t>
+        <w:t xml:space="preserve">     Watch for: A common mistake when converting within a measurement system is choosing the operation by habit instead of by unit size — multiplying every time. Converting 36 inches to feet by multiplying gives 36 × 12 = 432 feet, taller than a 40-story building. Ask first which unit is smaller: it takes MORE small units to make the same amount, so going to a smaller unit multiplies, and going to a larger unit divides.</w:t>
       </w:r>
     </w:p>
     <w:p>
@@ -1864,7 +1604,7 @@
         <w:spacing w:after="20" w:before="0"/>
       </w:pPr>
       <w:r>
-        <w:t xml:space="preserve">     Find the cost of 1 onion when 6 onions cost $3 → Unit rate (divide $3 by 6)</w:t>
+        <w:t xml:space="preserve">     undefined → undefined</w:t>
       </w:r>
     </w:p>
     <w:p>
@@ -1872,7 +1612,7 @@
         <w:spacing w:after="20" w:before="0"/>
       </w:pPr>
       <w:r>
-        <w:t xml:space="preserve">     Scale a 5:3 tomato-to-cheese recipe up to 120 guests → Scale factor (multiply both parts)</w:t>
+        <w:t xml:space="preserve">     undefined → undefined</w:t>
       </w:r>
     </w:p>
     <w:p>
@@ -1880,7 +1620,7 @@
         <w:spacing w:after="20" w:before="0"/>
       </w:pPr>
       <w:r>
-        <w:t xml:space="preserve">     Check if 4:6 and 6:9 are equivalent ratios → Cross-multiply and compare products</w:t>
+        <w:t xml:space="preserve">     undefined → undefined</w:t>
       </w:r>
     </w:p>
     <w:p>
@@ -1888,7 +1628,7 @@
         <w:spacing w:after="20" w:before="0"/>
       </w:pPr>
       <w:r>
-        <w:t xml:space="preserve">     Show 2 cups broth per 5 servings for 5, 10, and 15 servings → Ratio table (add a column each time)</w:t>
+        <w:t xml:space="preserve">     undefined → undefined</w:t>
       </w:r>
     </w:p>
     <w:p>

--- a/lessons/3-6/homework.docx
+++ b/lessons/3-6/homework.docx
@@ -165,6 +165,69 @@
       </w:r>
       <w:r>
         <w:t xml:space="preserve"> — Rewriting a measurement in a different unit of the SAME system, such as feet into inches or liters into milliliters.</w:t>
+      </w:r>
+    </w:p>
+    <w:p>
+      <w:pPr>
+        <w:keepNext/>
+        <w:spacing w:after="20" w:before="80"/>
+        <w:jc w:val="center"/>
+      </w:pPr>
+      <w:r>
+        <w:drawing>
+          <wp:inline distT="0" distB="0" distL="0" distR="0">
+            <wp:extent cx="1047750" cy="790575"/>
+            <wp:effectExtent t="0" r="0" b="0" l="0"/>
+            <wp:docPr id="1" name="" descr="" title=""/>
+            <wp:cNvGraphicFramePr>
+              <a:graphicFrameLocks xmlns:a="http://schemas.openxmlformats.org/drawingml/2006/main" noChangeAspect="1"/>
+            </wp:cNvGraphicFramePr>
+            <a:graphic xmlns:a="http://schemas.openxmlformats.org/drawingml/2006/main">
+              <a:graphicData uri="http://schemas.openxmlformats.org/drawingml/2006/picture">
+                <pic:pic xmlns:pic="http://schemas.openxmlformats.org/drawingml/2006/picture">
+                  <pic:nvPicPr>
+                    <pic:cNvPr id="0" name="" descr=""/>
+                    <pic:cNvPicPr>
+                      <a:picLocks noChangeAspect="1" noChangeArrowheads="1"/>
+                    </pic:cNvPicPr>
+                  </pic:nvPicPr>
+                  <pic:blipFill>
+                    <a:blip r:embed="rId8" cstate="none"/>
+                    <a:srcRect/>
+                    <a:stretch>
+                      <a:fillRect/>
+                    </a:stretch>
+                  </pic:blipFill>
+                  <pic:spPr bwMode="auto">
+                    <a:xfrm>
+                      <a:off x="0" y="0"/>
+                      <a:ext cx="1047750" cy="790575"/>
+                    </a:xfrm>
+                    <a:prstGeom prst="rect">
+                      <a:avLst/>
+                    </a:prstGeom>
+                  </pic:spPr>
+                </pic:pic>
+              </a:graphicData>
+            </a:graphic>
+          </wp:inline>
+        </w:drawing>
+      </w:r>
+    </w:p>
+    <w:p>
+      <w:pPr>
+        <w:keepNext/>
+        <w:spacing w:after="120"/>
+      </w:pPr>
+      <w:r>
+        <w:rPr>
+          <w:b/>
+          <w:bCs/>
+        </w:rPr>
+        <w:t xml:space="preserve">Conversion factor (Factor de conversión)</w:t>
+      </w:r>
+      <w:r>
+        <w:t xml:space="preserve"> — The ratio that links two units in the same measurement system, such as 12 inches to 1 foot. Within one system it is exact.</w:t>
       </w:r>
     </w:p>
     <w:p>
